--- a/wordings/downloads/Meridian_FS_Financial_Advisers_v1.0.0-DRAFT.docx
+++ b/wordings/downloads/Meridian_FS_Financial_Advisers_v1.0.0-DRAFT.docx
@@ -564,7 +564,66 @@
             <w:tcW w:type="dxa" w:w="2608"/>
           </w:tcPr>
           <w:p>
-            <w:bookmarkStart w:id="5" w:name="c_fs_def_business_activity"/>
+            <w:bookmarkStart w:id="5" w:name="c_fs_fa_def_approved_product"/>
+            <w:r>
+              <w:rPr>
+                <w:b/>
+                <w:i w:val="0"/>
+              </w:rPr>
+              <w:t>Approved product</w:t>
+            </w:r>
+            <w:bookmarkEnd w:id="5"/>
+          </w:p>
+        </w:tc>
+        <w:tc>
+          <w:tcPr>
+            <w:tcW w:type="dxa" w:w="6803"/>
+          </w:tcPr>
+          <w:p>
+            <w:r>
+              <w:rPr>
+                <w:b w:val="0"/>
+                <w:i w:val="0"/>
+              </w:rPr>
+              <w:t>A financial product that, when the advice was given or the service provided:</w:t>
+            </w:r>
+          </w:p>
+          <w:p>
+            <w:r>
+              <w:rPr>
+                <w:b w:val="0"/>
+                <w:i w:val="0"/>
+              </w:rPr>
+              <w:t>(a) was on the approved product list maintained by the licensee shown in the schedule, under a documented research and approval process; or</w:t>
+            </w:r>
+          </w:p>
+          <w:p>
+            <w:r>
+              <w:rPr>
+                <w:b w:val="0"/>
+                <w:i w:val="0"/>
+              </w:rPr>
+              <w:t>(b) had been researched and approved in writing by the licensee for the particular client, under that process.</w:t>
+            </w:r>
+          </w:p>
+          <w:p>
+            <w:r>
+              <w:rPr>
+                <w:b w:val="0"/>
+                <w:i w:val="0"/>
+              </w:rPr>
+              <w:t>If the schedule states that the licensee does not maintain an approved product list, every financial product that you are authorised to advise on is an approved product.</w:t>
+            </w:r>
+          </w:p>
+        </w:tc>
+      </w:tr>
+      <w:tr>
+        <w:tc>
+          <w:tcPr>
+            <w:tcW w:type="dxa" w:w="2608"/>
+          </w:tcPr>
+          <w:p>
+            <w:bookmarkStart w:id="6" w:name="c_fs_def_business_activity"/>
             <w:r>
               <w:rPr>
                 <w:b/>
@@ -572,7 +631,7 @@
               </w:rPr>
               <w:t>Business activity</w:t>
             </w:r>
-            <w:bookmarkEnd w:id="5"/>
+            <w:bookmarkEnd w:id="6"/>
           </w:p>
         </w:tc>
         <w:tc>
@@ -596,7 +655,7 @@
             <w:tcW w:type="dxa" w:w="2608"/>
           </w:tcPr>
           <w:p>
-            <w:bookmarkStart w:id="6" w:name="c_fs_def_claim"/>
+            <w:bookmarkStart w:id="7" w:name="c_fs_def_claim"/>
             <w:r>
               <w:rPr>
                 <w:b/>
@@ -604,7 +663,7 @@
               </w:rPr>
               <w:t>Claim</w:t>
             </w:r>
-            <w:bookmarkEnd w:id="6"/>
+            <w:bookmarkEnd w:id="7"/>
           </w:p>
         </w:tc>
         <w:tc>
@@ -696,7 +755,7 @@
             <w:tcW w:type="dxa" w:w="2608"/>
           </w:tcPr>
           <w:p>
-            <w:bookmarkStart w:id="7" w:name="c_fs_def_company"/>
+            <w:bookmarkStart w:id="8" w:name="c_fs_def_company"/>
             <w:r>
               <w:rPr>
                 <w:b/>
@@ -704,7 +763,7 @@
               </w:rPr>
               <w:t>Company</w:t>
             </w:r>
-            <w:bookmarkEnd w:id="7"/>
+            <w:bookmarkEnd w:id="8"/>
           </w:p>
         </w:tc>
         <w:tc>
@@ -728,7 +787,7 @@
             <w:tcW w:type="dxa" w:w="2608"/>
           </w:tcPr>
           <w:p>
-            <w:bookmarkStart w:id="8" w:name="c_fs_def_computer_system"/>
+            <w:bookmarkStart w:id="9" w:name="c_fs_def_computer_system"/>
             <w:r>
               <w:rPr>
                 <w:b/>
@@ -736,7 +795,7 @@
               </w:rPr>
               <w:t>Computer system</w:t>
             </w:r>
-            <w:bookmarkEnd w:id="8"/>
+            <w:bookmarkEnd w:id="9"/>
           </w:p>
         </w:tc>
         <w:tc>
@@ -760,7 +819,7 @@
             <w:tcW w:type="dxa" w:w="2608"/>
           </w:tcPr>
           <w:p>
-            <w:bookmarkStart w:id="9" w:name="c_fs_def_confidential_information"/>
+            <w:bookmarkStart w:id="10" w:name="c_fs_def_confidential_information"/>
             <w:r>
               <w:rPr>
                 <w:b/>
@@ -768,7 +827,7 @@
               </w:rPr>
               <w:t>Confidential information</w:t>
             </w:r>
-            <w:bookmarkEnd w:id="9"/>
+            <w:bookmarkEnd w:id="10"/>
           </w:p>
         </w:tc>
         <w:tc>
@@ -792,7 +851,7 @@
             <w:tcW w:type="dxa" w:w="2608"/>
           </w:tcPr>
           <w:p>
-            <w:bookmarkStart w:id="10" w:name="c_fs_def_defence_costs"/>
+            <w:bookmarkStart w:id="11" w:name="c_fs_def_defence_costs"/>
             <w:r>
               <w:rPr>
                 <w:b/>
@@ -800,7 +859,7 @@
               </w:rPr>
               <w:t>Defence costs</w:t>
             </w:r>
-            <w:bookmarkEnd w:id="10"/>
+            <w:bookmarkEnd w:id="11"/>
           </w:p>
         </w:tc>
         <w:tc>
@@ -824,7 +883,7 @@
             <w:tcW w:type="dxa" w:w="2608"/>
           </w:tcPr>
           <w:p>
-            <w:bookmarkStart w:id="11" w:name="c_fs_def_employee"/>
+            <w:bookmarkStart w:id="12" w:name="c_fs_def_employee"/>
             <w:r>
               <w:rPr>
                 <w:b/>
@@ -832,7 +891,7 @@
               </w:rPr>
               <w:t>Employee</w:t>
             </w:r>
-            <w:bookmarkEnd w:id="11"/>
+            <w:bookmarkEnd w:id="12"/>
           </w:p>
         </w:tc>
         <w:tc>
@@ -856,7 +915,7 @@
             <w:tcW w:type="dxa" w:w="2608"/>
           </w:tcPr>
           <w:p>
-            <w:bookmarkStart w:id="12" w:name="c_fs_def_endorsement"/>
+            <w:bookmarkStart w:id="13" w:name="c_fs_def_endorsement"/>
             <w:r>
               <w:rPr>
                 <w:b/>
@@ -864,7 +923,7 @@
               </w:rPr>
               <w:t>Endorsement</w:t>
             </w:r>
-            <w:bookmarkEnd w:id="12"/>
+            <w:bookmarkEnd w:id="13"/>
           </w:p>
         </w:tc>
         <w:tc>
@@ -888,7 +947,7 @@
             <w:tcW w:type="dxa" w:w="2608"/>
           </w:tcPr>
           <w:p>
-            <w:bookmarkStart w:id="13" w:name="c_fs_def_excess"/>
+            <w:bookmarkStart w:id="14" w:name="c_fs_def_excess"/>
             <w:r>
               <w:rPr>
                 <w:b/>
@@ -896,7 +955,7 @@
               </w:rPr>
               <w:t>Excess</w:t>
             </w:r>
-            <w:bookmarkEnd w:id="13"/>
+            <w:bookmarkEnd w:id="14"/>
           </w:p>
         </w:tc>
         <w:tc>
@@ -920,7 +979,7 @@
             <w:tcW w:type="dxa" w:w="2608"/>
           </w:tcPr>
           <w:p>
-            <w:bookmarkStart w:id="14" w:name="c_fs_def_final_adjudication"/>
+            <w:bookmarkStart w:id="15" w:name="c_fs_def_final_adjudication"/>
             <w:r>
               <w:rPr>
                 <w:b/>
@@ -928,7 +987,7 @@
               </w:rPr>
               <w:t>Final adjudication</w:t>
             </w:r>
-            <w:bookmarkEnd w:id="14"/>
+            <w:bookmarkEnd w:id="15"/>
           </w:p>
         </w:tc>
         <w:tc>
@@ -952,7 +1011,7 @@
             <w:tcW w:type="dxa" w:w="2608"/>
           </w:tcPr>
           <w:p>
-            <w:bookmarkStart w:id="15" w:name="c_fs_def_geographical_limits"/>
+            <w:bookmarkStart w:id="16" w:name="c_fs_def_geographical_limits"/>
             <w:r>
               <w:rPr>
                 <w:b/>
@@ -960,7 +1019,7 @@
               </w:rPr>
               <w:t>Geographical limits</w:t>
             </w:r>
-            <w:bookmarkEnd w:id="15"/>
+            <w:bookmarkEnd w:id="16"/>
           </w:p>
         </w:tc>
         <w:tc>
@@ -984,7 +1043,7 @@
             <w:tcW w:type="dxa" w:w="2608"/>
           </w:tcPr>
           <w:p>
-            <w:bookmarkStart w:id="16" w:name="c_fs_def_insured_person"/>
+            <w:bookmarkStart w:id="17" w:name="c_fs_def_insured_person"/>
             <w:r>
               <w:rPr>
                 <w:b/>
@@ -992,7 +1051,7 @@
               </w:rPr>
               <w:t>Insured person</w:t>
             </w:r>
-            <w:bookmarkEnd w:id="16"/>
+            <w:bookmarkEnd w:id="17"/>
           </w:p>
         </w:tc>
         <w:tc>
@@ -1034,7 +1093,7 @@
             <w:tcW w:type="dxa" w:w="2608"/>
           </w:tcPr>
           <w:p>
-            <w:bookmarkStart w:id="17" w:name="c_fs_def_joint_venture"/>
+            <w:bookmarkStart w:id="18" w:name="c_fs_def_joint_venture"/>
             <w:r>
               <w:rPr>
                 <w:b/>
@@ -1042,7 +1101,7 @@
               </w:rPr>
               <w:t>Joint venture</w:t>
             </w:r>
-            <w:bookmarkEnd w:id="17"/>
+            <w:bookmarkEnd w:id="18"/>
           </w:p>
         </w:tc>
         <w:tc>
@@ -1066,7 +1125,7 @@
             <w:tcW w:type="dxa" w:w="2608"/>
           </w:tcPr>
           <w:p>
-            <w:bookmarkStart w:id="18" w:name="c_fs_def_limit_of_liability"/>
+            <w:bookmarkStart w:id="19" w:name="c_fs_def_limit_of_liability"/>
             <w:r>
               <w:rPr>
                 <w:b/>
@@ -1074,7 +1133,7 @@
               </w:rPr>
               <w:t>Limit of liability</w:t>
             </w:r>
-            <w:bookmarkEnd w:id="18"/>
+            <w:bookmarkEnd w:id="19"/>
           </w:p>
         </w:tc>
         <w:tc>
@@ -1098,7 +1157,7 @@
             <w:tcW w:type="dxa" w:w="2608"/>
           </w:tcPr>
           <w:p>
-            <w:bookmarkStart w:id="19" w:name="c_fs_def_loss"/>
+            <w:bookmarkStart w:id="20" w:name="c_fs_def_loss"/>
             <w:r>
               <w:rPr>
                 <w:b/>
@@ -1106,7 +1165,7 @@
               </w:rPr>
               <w:t>Loss</w:t>
             </w:r>
-            <w:bookmarkEnd w:id="19"/>
+            <w:bookmarkEnd w:id="20"/>
           </w:p>
         </w:tc>
         <w:tc>
@@ -1130,7 +1189,7 @@
             <w:tcW w:type="dxa" w:w="2608"/>
           </w:tcPr>
           <w:p>
-            <w:bookmarkStart w:id="20" w:name="c_fs_def_named_insured"/>
+            <w:bookmarkStart w:id="21" w:name="c_fs_def_named_insured"/>
             <w:r>
               <w:rPr>
                 <w:b/>
@@ -1138,7 +1197,7 @@
               </w:rPr>
               <w:t>Named insured</w:t>
             </w:r>
-            <w:bookmarkEnd w:id="20"/>
+            <w:bookmarkEnd w:id="21"/>
           </w:p>
         </w:tc>
         <w:tc>
@@ -1162,7 +1221,7 @@
             <w:tcW w:type="dxa" w:w="2608"/>
           </w:tcPr>
           <w:p>
-            <w:bookmarkStart w:id="21" w:name="c_fs_def_policy_period"/>
+            <w:bookmarkStart w:id="22" w:name="c_fs_def_policy_period"/>
             <w:r>
               <w:rPr>
                 <w:b/>
@@ -1170,7 +1229,7 @@
               </w:rPr>
               <w:t>Policy period</w:t>
             </w:r>
-            <w:bookmarkEnd w:id="21"/>
+            <w:bookmarkEnd w:id="22"/>
           </w:p>
         </w:tc>
         <w:tc>
@@ -1194,7 +1253,7 @@
             <w:tcW w:type="dxa" w:w="2608"/>
           </w:tcPr>
           <w:p>
-            <w:bookmarkStart w:id="22" w:name="c_fs_def_pollution"/>
+            <w:bookmarkStart w:id="23" w:name="c_fs_def_pollution"/>
             <w:r>
               <w:rPr>
                 <w:b/>
@@ -1202,7 +1261,7 @@
               </w:rPr>
               <w:t>Pollution</w:t>
             </w:r>
-            <w:bookmarkEnd w:id="22"/>
+            <w:bookmarkEnd w:id="23"/>
           </w:p>
         </w:tc>
         <w:tc>
@@ -1226,7 +1285,7 @@
             <w:tcW w:type="dxa" w:w="2608"/>
           </w:tcPr>
           <w:p>
-            <w:bookmarkStart w:id="23" w:name="c_fs_def_predecessor_practice"/>
+            <w:bookmarkStart w:id="24" w:name="c_fs_def_predecessor_practice"/>
             <w:r>
               <w:rPr>
                 <w:b/>
@@ -1234,7 +1293,7 @@
               </w:rPr>
               <w:t>Predecessor practice</w:t>
             </w:r>
-            <w:bookmarkEnd w:id="23"/>
+            <w:bookmarkEnd w:id="24"/>
           </w:p>
         </w:tc>
         <w:tc>
@@ -1258,7 +1317,7 @@
             <w:tcW w:type="dxa" w:w="2608"/>
           </w:tcPr>
           <w:p>
-            <w:bookmarkStart w:id="24" w:name="c_fs_fa_def_professional_services"/>
+            <w:bookmarkStart w:id="25" w:name="c_fs_fa_def_professional_services"/>
             <w:r>
               <w:rPr>
                 <w:b/>
@@ -1266,7 +1325,7 @@
               </w:rPr>
               <w:t>Professional services</w:t>
             </w:r>
-            <w:bookmarkEnd w:id="24"/>
+            <w:bookmarkEnd w:id="25"/>
           </w:p>
         </w:tc>
         <w:tc>
@@ -1279,7 +1338,7 @@
                 <w:b w:val="0"/>
                 <w:i w:val="0"/>
               </w:rPr>
-              <w:t>The following services, to the extent that you are authorised to provide them under the Australian financial services licence shown in the schedule, or as an authorised representative of the licensee shown in the schedule:</w:t>
+              <w:t>The following services, provided for a fee or other remuneration, to the extent that you are authorised to provide them under the Australian financial services licence shown in the schedule, or as an authorised representative of the licensee shown in the schedule:</w:t>
             </w:r>
           </w:p>
           <w:p>
@@ -1288,7 +1347,21 @@
                 <w:b w:val="0"/>
                 <w:i w:val="0"/>
               </w:rPr>
-              <w:t>(a) personal and general advice on financial products, including superannuation, self-managed superannuation funds, managed investments, securities, life risk insurance and retirement income products;</w:t>
+              <w:t xml:space="preserve">(a) personal and general advice on, and arranging or dealing in, </w:t>
+            </w:r>
+            <w:r>
+              <w:rPr>
+                <w:b/>
+                <w:i w:val="0"/>
+              </w:rPr>
+              <w:t>approved products</w:t>
+            </w:r>
+            <w:r>
+              <w:rPr>
+                <w:b w:val="0"/>
+                <w:i w:val="0"/>
+              </w:rPr>
+              <w:t>, including superannuation, self-managed superannuation funds, managed investments, securities, life risk insurance and retirement income products;</w:t>
             </w:r>
           </w:p>
           <w:p>
@@ -1297,7 +1370,7 @@
                 <w:b w:val="0"/>
                 <w:i w:val="0"/>
               </w:rPr>
-              <w:t>(b) financial planning, including strategy advice on investment, superannuation, retirement, estate planning, debt and cash flow;</w:t>
+              <w:t>(b) financial planning strategy advice on investment, superannuation, retirement, estate planning, debt and cash flow, including where the strategy does not involve a particular financial product;</w:t>
             </w:r>
           </w:p>
           <w:p>
@@ -1306,7 +1379,7 @@
                 <w:b w:val="0"/>
                 <w:i w:val="0"/>
               </w:rPr>
-              <w:t>(c) arranging or dealing in financial products for your clients;</w:t>
+              <w:t>(c) advice to switch from a financial product that is not an approved product to an approved product;</w:t>
             </w:r>
           </w:p>
           <w:p>
@@ -1315,7 +1388,7 @@
                 <w:b w:val="0"/>
                 <w:i w:val="0"/>
               </w:rPr>
-              <w:t>(d) tax (financial) advice provided by a qualified tax relevant provider; and</w:t>
+              <w:t>(d) advice to continue holding a financial product, or to reduce or dispose of it, whether or not it is an approved product;</w:t>
             </w:r>
           </w:p>
           <w:p>
@@ -1324,7 +1397,7 @@
                 <w:b w:val="0"/>
                 <w:i w:val="0"/>
               </w:rPr>
-              <w:t>(e) any other service shown in the schedule as a professional service.</w:t>
+              <w:t>(e) tax (financial) advice provided by a qualified tax relevant provider; and</w:t>
             </w:r>
           </w:p>
           <w:p>
@@ -1333,7 +1406,7 @@
                 <w:b w:val="0"/>
                 <w:i w:val="0"/>
               </w:rPr>
-              <w:t>Advice to switch from one financial product to another, or to continue holding a financial product, is a professional service whether or not either product is on your approved product list.</w:t>
+              <w:t>(f) any other service shown in the schedule as a professional service.</w:t>
             </w:r>
           </w:p>
         </w:tc>
@@ -1344,7 +1417,7 @@
             <w:tcW w:type="dxa" w:w="2608"/>
           </w:tcPr>
           <w:p>
-            <w:bookmarkStart w:id="25" w:name="c_fs_def_representative"/>
+            <w:bookmarkStart w:id="26" w:name="c_fs_def_representative"/>
             <w:r>
               <w:rPr>
                 <w:b/>
@@ -1352,7 +1425,7 @@
               </w:rPr>
               <w:t>Representative</w:t>
             </w:r>
-            <w:bookmarkEnd w:id="25"/>
+            <w:bookmarkEnd w:id="26"/>
           </w:p>
         </w:tc>
         <w:tc>
@@ -1376,7 +1449,7 @@
             <w:tcW w:type="dxa" w:w="2608"/>
           </w:tcPr>
           <w:p>
-            <w:bookmarkStart w:id="26" w:name="c_fs_def_retroactive_date"/>
+            <w:bookmarkStart w:id="27" w:name="c_fs_def_retroactive_date"/>
             <w:r>
               <w:rPr>
                 <w:b/>
@@ -1384,7 +1457,7 @@
               </w:rPr>
               <w:t>Retroactive date</w:t>
             </w:r>
-            <w:bookmarkEnd w:id="26"/>
+            <w:bookmarkEnd w:id="27"/>
           </w:p>
         </w:tc>
         <w:tc>
@@ -1417,7 +1490,7 @@
             <w:tcW w:type="dxa" w:w="2608"/>
           </w:tcPr>
           <w:p>
-            <w:bookmarkStart w:id="27" w:name="c_fs_def_schedule"/>
+            <w:bookmarkStart w:id="28" w:name="c_fs_def_schedule"/>
             <w:r>
               <w:rPr>
                 <w:b/>
@@ -1425,7 +1498,7 @@
               </w:rPr>
               <w:t>Schedule</w:t>
             </w:r>
-            <w:bookmarkEnd w:id="27"/>
+            <w:bookmarkEnd w:id="28"/>
           </w:p>
         </w:tc>
         <w:tc>
@@ -1449,7 +1522,7 @@
             <w:tcW w:type="dxa" w:w="2608"/>
           </w:tcPr>
           <w:p>
-            <w:bookmarkStart w:id="28" w:name="c_fs_def_subsidiary"/>
+            <w:bookmarkStart w:id="29" w:name="c_fs_def_subsidiary"/>
             <w:r>
               <w:rPr>
                 <w:b/>
@@ -1457,7 +1530,7 @@
               </w:rPr>
               <w:t>Subsidiary</w:t>
             </w:r>
-            <w:bookmarkEnd w:id="28"/>
+            <w:bookmarkEnd w:id="29"/>
           </w:p>
         </w:tc>
         <w:tc>
@@ -1481,7 +1554,7 @@
             <w:tcW w:type="dxa" w:w="2608"/>
           </w:tcPr>
           <w:p>
-            <w:bookmarkStart w:id="29" w:name="c_fs_def_we_us_our"/>
+            <w:bookmarkStart w:id="30" w:name="c_fs_def_we_us_our"/>
             <w:r>
               <w:rPr>
                 <w:b/>
@@ -1489,7 +1562,7 @@
               </w:rPr>
               <w:t>We / us / our</w:t>
             </w:r>
-            <w:bookmarkEnd w:id="29"/>
+            <w:bookmarkEnd w:id="30"/>
           </w:p>
         </w:tc>
         <w:tc>
@@ -1513,7 +1586,7 @@
             <w:tcW w:type="dxa" w:w="2608"/>
           </w:tcPr>
           <w:p>
-            <w:bookmarkStart w:id="30" w:name="c_fs_def_you_your"/>
+            <w:bookmarkStart w:id="31" w:name="c_fs_def_you_your"/>
             <w:r>
               <w:rPr>
                 <w:b/>
@@ -1521,7 +1594,7 @@
               </w:rPr>
               <w:t>You / your</w:t>
             </w:r>
-            <w:bookmarkEnd w:id="30"/>
+            <w:bookmarkEnd w:id="31"/>
           </w:p>
         </w:tc>
         <w:tc>
@@ -1541,7 +1614,7 @@
       </w:tr>
     </w:tbl>
     <w:p>
-      <w:bookmarkStart w:id="31" w:name="c_fs_section_cover"/>
+      <w:bookmarkStart w:id="32" w:name="c_fs_section_cover"/>
       <w:r>
         <w:rPr>
           <w:rFonts w:ascii="Georgia" w:hAnsi="Georgia" w:eastAsia="Georgia"/>
@@ -1552,10 +1625,10 @@
         </w:rPr>
         <w:t>What Is Covered</w:t>
       </w:r>
-      <w:bookmarkEnd w:id="31"/>
+      <w:bookmarkEnd w:id="32"/>
     </w:p>
     <w:p>
-      <w:bookmarkStart w:id="32" w:name="c_fs_cover_claims_against_you"/>
+      <w:bookmarkStart w:id="33" w:name="c_fs_cover_claims_against_you"/>
       <w:r>
         <w:rPr>
           <w:rFonts w:ascii="Georgia" w:hAnsi="Georgia" w:eastAsia="Georgia"/>
@@ -1566,7 +1639,7 @@
         </w:rPr>
         <w:t>Claims Against You</w:t>
       </w:r>
-      <w:bookmarkEnd w:id="32"/>
+      <w:bookmarkEnd w:id="33"/>
     </w:p>
     <w:p>
       <w:r>
@@ -1759,7 +1832,7 @@
       </w:r>
     </w:p>
     <w:p>
-      <w:bookmarkStart w:id="33" w:name="c_fs_cover_notification_of_circumstances"/>
+      <w:bookmarkStart w:id="34" w:name="c_fs_cover_notification_of_circumstances"/>
       <w:r>
         <w:rPr>
           <w:rFonts w:ascii="Georgia" w:hAnsi="Georgia" w:eastAsia="Georgia"/>
@@ -1770,7 +1843,7 @@
         </w:rPr>
         <w:t>Notification of Circumstances</w:t>
       </w:r>
-      <w:bookmarkEnd w:id="33"/>
+      <w:bookmarkEnd w:id="34"/>
     </w:p>
     <w:p>
       <w:r>
@@ -1791,7 +1864,7 @@
       </w:r>
     </w:p>
     <w:p>
-      <w:bookmarkStart w:id="34" w:name="c_fs_ext_avoiding_a_potential_claim"/>
+      <w:bookmarkStart w:id="35" w:name="c_fs_ext_avoiding_a_potential_claim"/>
       <w:r>
         <w:rPr>
           <w:rFonts w:ascii="Georgia" w:hAnsi="Georgia" w:eastAsia="Georgia"/>
@@ -1802,7 +1875,7 @@
         </w:rPr>
         <w:t>Avoiding a Potential Claim</w:t>
       </w:r>
-      <w:bookmarkEnd w:id="34"/>
+      <w:bookmarkEnd w:id="35"/>
     </w:p>
     <w:p>
       <w:r>
@@ -1864,7 +1937,7 @@
       </w:r>
     </w:p>
     <w:p>
-      <w:bookmarkStart w:id="35" w:name="c_fs_section_extensions"/>
+      <w:bookmarkStart w:id="36" w:name="c_fs_section_extensions"/>
       <w:r>
         <w:rPr>
           <w:rFonts w:ascii="Georgia" w:hAnsi="Georgia" w:eastAsia="Georgia"/>
@@ -1875,7 +1948,7 @@
         </w:rPr>
         <w:t>Extensions of Cover</w:t>
       </w:r>
-      <w:bookmarkEnd w:id="35"/>
+      <w:bookmarkEnd w:id="36"/>
     </w:p>
     <w:p>
       <w:r>
@@ -1887,7 +1960,7 @@
       </w:r>
     </w:p>
     <w:p>
-      <w:bookmarkStart w:id="36" w:name="c_fs_ext_loss_of_documents_and_data"/>
+      <w:bookmarkStart w:id="37" w:name="c_fs_ext_loss_of_documents_and_data"/>
       <w:r>
         <w:rPr>
           <w:rFonts w:ascii="Georgia" w:hAnsi="Georgia" w:eastAsia="Georgia"/>
@@ -1898,7 +1971,7 @@
         </w:rPr>
         <w:t>Loss of Documents and Data</w:t>
       </w:r>
-      <w:bookmarkEnd w:id="36"/>
+      <w:bookmarkEnd w:id="37"/>
     </w:p>
     <w:p>
       <w:r>
@@ -1926,7 +1999,7 @@
       </w:r>
     </w:p>
     <w:p>
-      <w:bookmarkStart w:id="37" w:name="c_fs_ext_representatives"/>
+      <w:bookmarkStart w:id="38" w:name="c_fs_ext_representatives"/>
       <w:r>
         <w:rPr>
           <w:rFonts w:ascii="Georgia" w:hAnsi="Georgia" w:eastAsia="Georgia"/>
@@ -1937,7 +2010,7 @@
         </w:rPr>
         <w:t>Representatives</w:t>
       </w:r>
-      <w:bookmarkEnd w:id="37"/>
+      <w:bookmarkEnd w:id="38"/>
     </w:p>
     <w:p>
       <w:r>
@@ -1997,7 +2070,7 @@
       </w:r>
     </w:p>
     <w:p>
-      <w:bookmarkStart w:id="38" w:name="c_fs_ext_afca_determinations"/>
+      <w:bookmarkStart w:id="39" w:name="c_fs_ext_afca_determinations"/>
       <w:r>
         <w:rPr>
           <w:rFonts w:ascii="Georgia" w:hAnsi="Georgia" w:eastAsia="Georgia"/>
@@ -2008,7 +2081,7 @@
         </w:rPr>
         <w:t>AFCA Determinations</w:t>
       </w:r>
-      <w:bookmarkEnd w:id="38"/>
+      <w:bookmarkEnd w:id="39"/>
     </w:p>
     <w:p>
       <w:r>
@@ -2068,7 +2141,7 @@
       </w:r>
     </w:p>
     <w:p>
-      <w:bookmarkStart w:id="39" w:name="c_fs_ext_first_party_dishonesty"/>
+      <w:bookmarkStart w:id="40" w:name="c_fs_ext_first_party_dishonesty"/>
       <w:r>
         <w:rPr>
           <w:rFonts w:ascii="Georgia" w:hAnsi="Georgia" w:eastAsia="Georgia"/>
@@ -2078,29 +2151,6 @@
           <w:sz w:val="25"/>
         </w:rPr>
         <w:t>First-Party Dishonesty</w:t>
-      </w:r>
-      <w:bookmarkEnd w:id="39"/>
-    </w:p>
-    <w:p>
-      <w:r>
-        <w:rPr>
-          <w:b w:val="0"/>
-          <w:i w:val="0"/>
-        </w:rPr>
-        <w:t>If during the policy period you discover that an employee has caused you a direct financial loss through dishonest or fraudulent conduct — intending to cause you loss and to obtain a personal financial benefit beyond their normal compensation — we will pay your direct financial loss. We will deduct any amounts the employee owes you or any property of the employee that you hold.</w:t>
-      </w:r>
-    </w:p>
-    <w:p>
-      <w:bookmarkStart w:id="40" w:name="c_fs_ext_statutory_liability"/>
-      <w:r>
-        <w:rPr>
-          <w:rFonts w:ascii="Georgia" w:hAnsi="Georgia" w:eastAsia="Georgia"/>
-          <w:b/>
-          <w:i w:val="0"/>
-          <w:color w:val="2E5C4E"/>
-          <w:sz w:val="25"/>
-        </w:rPr>
-        <w:t>Statutory Liability</w:t>
       </w:r>
       <w:bookmarkEnd w:id="40"/>
     </w:p>
@@ -2110,17 +2160,22 @@
           <w:b w:val="0"/>
           <w:i w:val="0"/>
         </w:rPr>
-        <w:t>We will pay insurable fines, penalties, and defence costs arising from a prosecution or formal regulatory proceeding brought against you during the policy period under any Australian statute, in connection with your business activity.</w:t>
+        <w:t>If during the policy period you discover that an employee has caused you a direct financial loss through dishonest or fraudulent conduct — intending to cause you loss and to obtain a personal financial benefit beyond their normal compensation — we will pay your direct financial loss. We will deduct any amounts the employee owes you or any property of the employee that you hold.</w:t>
       </w:r>
     </w:p>
     <w:p>
-      <w:r>
-        <w:rPr>
-          <w:b w:val="0"/>
-          <w:i w:val="0"/>
-        </w:rPr>
-        <w:t>We do not pay:</w:t>
-      </w:r>
+      <w:bookmarkStart w:id="41" w:name="c_fs_ext_statutory_liability"/>
+      <w:r>
+        <w:rPr>
+          <w:rFonts w:ascii="Georgia" w:hAnsi="Georgia" w:eastAsia="Georgia"/>
+          <w:b/>
+          <w:i w:val="0"/>
+          <w:color w:val="2E5C4E"/>
+          <w:sz w:val="25"/>
+        </w:rPr>
+        <w:t>Statutory Liability</w:t>
+      </w:r>
+      <w:bookmarkEnd w:id="41"/>
     </w:p>
     <w:p>
       <w:r>
@@ -2128,7 +2183,7 @@
           <w:b w:val="0"/>
           <w:i w:val="0"/>
         </w:rPr>
-        <w:t>(a) any fine or penalty that the law does not allow to be insured or indemnified, including a penalty under a work health and safety law that prohibits insurance or indemnity for it; or</w:t>
+        <w:t>We will pay insurable fines, penalties, and defence costs arising from a prosecution or formal regulatory proceeding brought against you during the policy period under any Australian statute, in connection with your business activity.</w:t>
       </w:r>
     </w:p>
     <w:p>
@@ -2137,11 +2192,29 @@
           <w:b w:val="0"/>
           <w:i w:val="0"/>
         </w:rPr>
-        <w:t>(b) any amount arising from deliberate or reckless conduct.</w:t>
+        <w:t>We do not pay:</w:t>
       </w:r>
     </w:p>
     <w:p>
-      <w:bookmarkStart w:id="41" w:name="c_fs_ext_inquiry_costs"/>
+      <w:r>
+        <w:rPr>
+          <w:b w:val="0"/>
+          <w:i w:val="0"/>
+        </w:rPr>
+        <w:t>(a) any fine or penalty that the law does not allow to be insured or indemnified, including a penalty under a work health and safety law that prohibits insurance or indemnity for it; or</w:t>
+      </w:r>
+    </w:p>
+    <w:p>
+      <w:r>
+        <w:rPr>
+          <w:b w:val="0"/>
+          <w:i w:val="0"/>
+        </w:rPr>
+        <w:t>(b) any amount arising from deliberate or reckless conduct.</w:t>
+      </w:r>
+    </w:p>
+    <w:p>
+      <w:bookmarkStart w:id="42" w:name="c_fs_ext_inquiry_costs"/>
       <w:r>
         <w:rPr>
           <w:rFonts w:ascii="Georgia" w:hAnsi="Georgia" w:eastAsia="Georgia"/>
@@ -2152,7 +2225,7 @@
         </w:rPr>
         <w:t>Inquiry Costs</w:t>
       </w:r>
-      <w:bookmarkEnd w:id="41"/>
+      <w:bookmarkEnd w:id="42"/>
     </w:p>
     <w:p>
       <w:r>
@@ -2205,7 +2278,7 @@
       </w:r>
     </w:p>
     <w:p>
-      <w:bookmarkStart w:id="42" w:name="c_fs_ext_continuous_cover"/>
+      <w:bookmarkStart w:id="43" w:name="c_fs_ext_continuous_cover"/>
       <w:r>
         <w:rPr>
           <w:rFonts w:ascii="Georgia" w:hAnsi="Georgia" w:eastAsia="Georgia"/>
@@ -2215,29 +2288,6 @@
           <w:sz w:val="25"/>
         </w:rPr>
         <w:t>Continuous Cover</w:t>
-      </w:r>
-      <w:bookmarkEnd w:id="42"/>
-    </w:p>
-    <w:p>
-      <w:r>
-        <w:rPr>
-          <w:b w:val="0"/>
-          <w:i w:val="0"/>
-        </w:rPr>
-        <w:t>If a claim is made against you during the policy period and: (a) it arises from an act, error, or omission you should have notified under a previous PI policy; (b) you did not know about it at the time; (c) you had continuous PI cover in the interim; and (d) this policy provides equivalent or narrower cover than the previous policy — we will cover the claim as if it had been properly notified under the previous policy, subject to the terms of this policy, except that our liability will not exceed the lower of the limit of liability under this policy and the limit of liability that applied under the previous policy at the time of the act, error, or omission.</w:t>
-      </w:r>
-    </w:p>
-    <w:p>
-      <w:bookmarkStart w:id="43" w:name="c_fs_ext_mitigation_costs"/>
-      <w:r>
-        <w:rPr>
-          <w:rFonts w:ascii="Georgia" w:hAnsi="Georgia" w:eastAsia="Georgia"/>
-          <w:b/>
-          <w:i w:val="0"/>
-          <w:color w:val="2E5C4E"/>
-          <w:sz w:val="25"/>
-        </w:rPr>
-        <w:t>Mitigation Costs</w:t>
       </w:r>
       <w:bookmarkEnd w:id="43"/>
     </w:p>
@@ -2247,11 +2297,11 @@
           <w:b w:val="0"/>
           <w:i w:val="0"/>
         </w:rPr>
-        <w:t>We will pay the reasonable costs you incur, with our prior written consent, to prevent or reduce a loss that would otherwise be covered by this policy.</w:t>
+        <w:t>If a claim is made against you during the policy period and: (a) it arises from an act, error, or omission you should have notified under a previous PI policy; (b) you did not know about it at the time; (c) you had continuous PI cover in the interim; and (d) this policy provides equivalent or narrower cover than the previous policy — we will cover the claim as if it had been properly notified under the previous policy, subject to the terms of this policy, except that our liability will not exceed the lower of the limit of liability under this policy and the limit of liability that applied under the previous policy at the time of the act, error, or omission.</w:t>
       </w:r>
     </w:p>
     <w:p>
-      <w:bookmarkStart w:id="44" w:name="c_fs_ext_public_relations_costs"/>
+      <w:bookmarkStart w:id="44" w:name="c_fs_ext_mitigation_costs"/>
       <w:r>
         <w:rPr>
           <w:rFonts w:ascii="Georgia" w:hAnsi="Georgia" w:eastAsia="Georgia"/>
@@ -2260,7 +2310,7 @@
           <w:color w:val="2E5C4E"/>
           <w:sz w:val="25"/>
         </w:rPr>
-        <w:t>Public Relations Costs</w:t>
+        <w:t>Mitigation Costs</w:t>
       </w:r>
       <w:bookmarkEnd w:id="44"/>
     </w:p>
@@ -2270,11 +2320,11 @@
           <w:b w:val="0"/>
           <w:i w:val="0"/>
         </w:rPr>
-        <w:t>Following a claim covered by this policy, we will pay the reasonable costs of engaging a public relations consultant to protect or restore your professional reputation.</w:t>
+        <w:t>We will pay the reasonable costs you incur, with our prior written consent, to prevent or reduce a loss that would otherwise be covered by this policy.</w:t>
       </w:r>
     </w:p>
     <w:p>
-      <w:bookmarkStart w:id="45" w:name="c_fs_ext_court_attendance"/>
+      <w:bookmarkStart w:id="45" w:name="c_fs_ext_public_relations_costs"/>
       <w:r>
         <w:rPr>
           <w:rFonts w:ascii="Georgia" w:hAnsi="Georgia" w:eastAsia="Georgia"/>
@@ -2283,7 +2333,7 @@
           <w:color w:val="2E5C4E"/>
           <w:sz w:val="25"/>
         </w:rPr>
-        <w:t>Court Attendance</w:t>
+        <w:t>Public Relations Costs</w:t>
       </w:r>
       <w:bookmarkEnd w:id="45"/>
     </w:p>
@@ -2293,11 +2343,11 @@
           <w:b w:val="0"/>
           <w:i w:val="0"/>
         </w:rPr>
-        <w:t>If any insured person or employee attends court, a tribunal, or an arbitration as a witness in connection with a claim covered by this policy, we will pay the amount shown in the schedule for each day or part-day of attendance required by us (or $500 for each day or part-day if no amount is shown in the schedule).</w:t>
+        <w:t>Following a claim covered by this policy, we will pay the reasonable costs of engaging a public relations consultant to protect or restore your professional reputation.</w:t>
       </w:r>
     </w:p>
     <w:p>
-      <w:bookmarkStart w:id="46" w:name="c_fs_ext_newly_acquired_subsidiaries"/>
+      <w:bookmarkStart w:id="46" w:name="c_fs_ext_court_attendance"/>
       <w:r>
         <w:rPr>
           <w:rFonts w:ascii="Georgia" w:hAnsi="Georgia" w:eastAsia="Georgia"/>
@@ -2306,7 +2356,7 @@
           <w:color w:val="2E5C4E"/>
           <w:sz w:val="25"/>
         </w:rPr>
-        <w:t>Newly Acquired Subsidiaries</w:t>
+        <w:t>Court Attendance</w:t>
       </w:r>
       <w:bookmarkEnd w:id="46"/>
     </w:p>
@@ -2316,11 +2366,11 @@
           <w:b w:val="0"/>
           <w:i w:val="0"/>
         </w:rPr>
-        <w:t>If during the policy period you acquire or create a new subsidiary, it is automatically covered for 60 days — provided its annual revenue does not exceed the amount shown in the schedule for this purpose (or $5,000,000 if no amount is shown) and its business activity is the same as or similar to yours. You must tell us within 60 days; we may adjust the premium or terms.</w:t>
+        <w:t>If any insured person or employee attends court, a tribunal, or an arbitration as a witness in connection with a claim covered by this policy, we will pay the amount shown in the schedule for each day or part-day of attendance required by us (or $500 for each day or part-day if no amount is shown in the schedule).</w:t>
       </w:r>
     </w:p>
     <w:p>
-      <w:bookmarkStart w:id="47" w:name="c_fs_ext_joint_ventures"/>
+      <w:bookmarkStart w:id="47" w:name="c_fs_ext_newly_acquired_subsidiaries"/>
       <w:r>
         <w:rPr>
           <w:rFonts w:ascii="Georgia" w:hAnsi="Georgia" w:eastAsia="Georgia"/>
@@ -2329,7 +2379,7 @@
           <w:color w:val="2E5C4E"/>
           <w:sz w:val="25"/>
         </w:rPr>
-        <w:t>Joint Ventures</w:t>
+        <w:t>Newly Acquired Subsidiaries</w:t>
       </w:r>
       <w:bookmarkEnd w:id="47"/>
     </w:p>
@@ -2339,25 +2389,11 @@
           <w:b w:val="0"/>
           <w:i w:val="0"/>
         </w:rPr>
-        <w:t xml:space="preserve">We will cover your liability arising from a claim in connection with a </w:t>
-      </w:r>
-      <w:r>
-        <w:rPr>
-          <w:b/>
-          <w:i w:val="0"/>
-        </w:rPr>
-        <w:t>joint venture</w:t>
-      </w:r>
-      <w:r>
-        <w:rPr>
-          <w:b w:val="0"/>
-          <w:i w:val="0"/>
-        </w:rPr>
-        <w:t xml:space="preserve"> in which you hold an interest of 50% or more, but only to the extent that the liability arises from your own acts, errors, or omissions, or your own proportionate share of the joint venture's liability under the arrangement governing it. We do not cover liability arising solely from the acts, errors, or omissions of another joint venture participant, except to the extent you are liable for them at law and that liability arises from your business activity.</w:t>
+        <w:t>If during the policy period you acquire or create a new subsidiary, it is automatically covered for 60 days — provided its annual revenue does not exceed the amount shown in the schedule for this purpose (or $5,000,000 if no amount is shown) and its business activity is the same as or similar to yours. You must tell us within 60 days; we may adjust the premium or terms.</w:t>
       </w:r>
     </w:p>
     <w:p>
-      <w:bookmarkStart w:id="48" w:name="c_fs_ext_predecessor_practices"/>
+      <w:bookmarkStart w:id="48" w:name="c_fs_ext_joint_ventures"/>
       <w:r>
         <w:rPr>
           <w:rFonts w:ascii="Georgia" w:hAnsi="Georgia" w:eastAsia="Georgia"/>
@@ -2366,7 +2402,7 @@
           <w:color w:val="2E5C4E"/>
           <w:sz w:val="25"/>
         </w:rPr>
-        <w:t>Predecessor Practices</w:t>
+        <w:t>Joint Ventures</w:t>
       </w:r>
       <w:bookmarkEnd w:id="48"/>
     </w:p>
@@ -2376,11 +2412,25 @@
           <w:b w:val="0"/>
           <w:i w:val="0"/>
         </w:rPr>
-        <w:t>We will cover claims arising from the business activity of any predecessor practice, as if the predecessor practice's work had been performed by you.</w:t>
+        <w:t xml:space="preserve">We will cover your liability arising from a claim in connection with a </w:t>
+      </w:r>
+      <w:r>
+        <w:rPr>
+          <w:b/>
+          <w:i w:val="0"/>
+        </w:rPr>
+        <w:t>joint venture</w:t>
+      </w:r>
+      <w:r>
+        <w:rPr>
+          <w:b w:val="0"/>
+          <w:i w:val="0"/>
+        </w:rPr>
+        <w:t xml:space="preserve"> in which you hold an interest of 50% or more, but only to the extent that the liability arises from your own acts, errors, or omissions, or your own proportionate share of the joint venture's liability under the arrangement governing it. We do not cover liability arising solely from the acts, errors, or omissions of another joint venture participant, except to the extent you are liable for them at law and that liability arises from your business activity.</w:t>
       </w:r>
     </w:p>
     <w:p>
-      <w:bookmarkStart w:id="49" w:name="c_fs_ext_run_off_cover"/>
+      <w:bookmarkStart w:id="49" w:name="c_fs_ext_predecessor_practices"/>
       <w:r>
         <w:rPr>
           <w:rFonts w:ascii="Georgia" w:hAnsi="Georgia" w:eastAsia="Georgia"/>
@@ -2389,9 +2439,32 @@
           <w:color w:val="2E5C4E"/>
           <w:sz w:val="25"/>
         </w:rPr>
+        <w:t>Predecessor Practices</w:t>
+      </w:r>
+      <w:bookmarkEnd w:id="49"/>
+    </w:p>
+    <w:p>
+      <w:r>
+        <w:rPr>
+          <w:b w:val="0"/>
+          <w:i w:val="0"/>
+        </w:rPr>
+        <w:t>We will cover claims arising from the business activity of any predecessor practice, as if the predecessor practice's work had been performed by you.</w:t>
+      </w:r>
+    </w:p>
+    <w:p>
+      <w:bookmarkStart w:id="50" w:name="c_fs_ext_run_off_cover"/>
+      <w:r>
+        <w:rPr>
+          <w:rFonts w:ascii="Georgia" w:hAnsi="Georgia" w:eastAsia="Georgia"/>
+          <w:b/>
+          <w:i w:val="0"/>
+          <w:color w:val="2E5C4E"/>
+          <w:sz w:val="25"/>
+        </w:rPr>
         <w:t>Run-Off Cover</w:t>
       </w:r>
-      <w:bookmarkEnd w:id="49"/>
+      <w:bookmarkEnd w:id="50"/>
     </w:p>
     <w:p>
       <w:r>
@@ -2453,7 +2526,7 @@
       </w:r>
     </w:p>
     <w:p>
-      <w:bookmarkStart w:id="50" w:name="c_fs_ext_subcontractors_and_outsourcers"/>
+      <w:bookmarkStart w:id="51" w:name="c_fs_ext_subcontractors_and_outsourcers"/>
       <w:r>
         <w:rPr>
           <w:rFonts w:ascii="Georgia" w:hAnsi="Georgia" w:eastAsia="Georgia"/>
@@ -2463,29 +2536,6 @@
           <w:sz w:val="25"/>
         </w:rPr>
         <w:t>Subcontractors and Outsourcers</w:t>
-      </w:r>
-      <w:bookmarkEnd w:id="50"/>
-    </w:p>
-    <w:p>
-      <w:r>
-        <w:rPr>
-          <w:b w:val="0"/>
-          <w:i w:val="0"/>
-        </w:rPr>
-        <w:t>We will cover you for any claim arising from work performed on your behalf by a subcontractor or outsourcer, provided the work falls within your business activity.</w:t>
-      </w:r>
-    </w:p>
-    <w:p>
-      <w:bookmarkStart w:id="51" w:name="c_fs_section_exclusions"/>
-      <w:r>
-        <w:rPr>
-          <w:rFonts w:ascii="Georgia" w:hAnsi="Georgia" w:eastAsia="Georgia"/>
-          <w:b/>
-          <w:i w:val="0"/>
-          <w:color w:val="1C1915"/>
-          <w:sz w:val="32"/>
-        </w:rPr>
-        <w:t>What Is Not Covered</w:t>
       </w:r>
       <w:bookmarkEnd w:id="51"/>
     </w:p>
@@ -2495,20 +2545,20 @@
           <w:b w:val="0"/>
           <w:i w:val="0"/>
         </w:rPr>
-        <w:t>We do not cover any claim, loss, or liability:</w:t>
+        <w:t>We will cover you for any claim arising from work performed on your behalf by a subcontractor or outsourcer, provided the work falls within your business activity.</w:t>
       </w:r>
     </w:p>
     <w:p>
-      <w:bookmarkStart w:id="52" w:name="c_fs_excl_bodily_injury_and_property_dam"/>
+      <w:bookmarkStart w:id="52" w:name="c_fs_section_exclusions"/>
       <w:r>
         <w:rPr>
           <w:rFonts w:ascii="Georgia" w:hAnsi="Georgia" w:eastAsia="Georgia"/>
           <w:b/>
           <w:i w:val="0"/>
-          <w:color w:val="2E5C4E"/>
-          <w:sz w:val="25"/>
-        </w:rPr>
-        <w:t>Bodily Injury and Property Damage</w:t>
+          <w:color w:val="1C1915"/>
+          <w:sz w:val="32"/>
+        </w:rPr>
+        <w:t>What Is Not Covered</w:t>
       </w:r>
       <w:bookmarkEnd w:id="52"/>
     </w:p>
@@ -2518,11 +2568,11 @@
           <w:b w:val="0"/>
           <w:i w:val="0"/>
         </w:rPr>
-        <w:t>Arising from the death, bodily injury, illness, or disease of any person, or from physical loss of or damage to tangible property — unless the liability arises directly from a breach of your professional duty of care in performing your business activity.</w:t>
+        <w:t>We do not cover any claim, loss, or liability:</w:t>
       </w:r>
     </w:p>
     <w:p>
-      <w:bookmarkStart w:id="53" w:name="c_fs_excl_employers_liability"/>
+      <w:bookmarkStart w:id="53" w:name="c_fs_excl_bodily_injury_and_property_dam"/>
       <w:r>
         <w:rPr>
           <w:rFonts w:ascii="Georgia" w:hAnsi="Georgia" w:eastAsia="Georgia"/>
@@ -2531,7 +2581,7 @@
           <w:color w:val="2E5C4E"/>
           <w:sz w:val="25"/>
         </w:rPr>
-        <w:t>Employer's Liability</w:t>
+        <w:t>Bodily Injury and Property Damage</w:t>
       </w:r>
       <w:bookmarkEnd w:id="53"/>
     </w:p>
@@ -2541,20 +2591,11 @@
           <w:b w:val="0"/>
           <w:i w:val="0"/>
         </w:rPr>
-        <w:t>Arising from your obligations or conduct as an employer, including wrongful dismissal, discrimination, harassment, or breach of employment law.</w:t>
+        <w:t>Arising from the death, bodily injury, illness, or disease of any person, or from physical loss of or damage to tangible property — unless the liability arises directly from a breach of your professional duty of care in performing your business activity.</w:t>
       </w:r>
     </w:p>
     <w:p>
-      <w:r>
-        <w:rPr>
-          <w:b w:val="0"/>
-          <w:i w:val="0"/>
-        </w:rPr>
-        <w:t>This exposure is designed to be covered under a management liability or employment practices liability policy.</w:t>
-      </w:r>
-    </w:p>
-    <w:p>
-      <w:bookmarkStart w:id="54" w:name="c_fs_excl_directors_and_officers_liabili"/>
+      <w:bookmarkStart w:id="54" w:name="c_fs_excl_employers_liability"/>
       <w:r>
         <w:rPr>
           <w:rFonts w:ascii="Georgia" w:hAnsi="Georgia" w:eastAsia="Georgia"/>
@@ -2563,7 +2604,7 @@
           <w:color w:val="2E5C4E"/>
           <w:sz w:val="25"/>
         </w:rPr>
-        <w:t>Directors' and Officers' Liability</w:t>
+        <w:t>Employer's Liability</w:t>
       </w:r>
       <w:bookmarkEnd w:id="54"/>
     </w:p>
@@ -2573,7 +2614,7 @@
           <w:b w:val="0"/>
           <w:i w:val="0"/>
         </w:rPr>
-        <w:t>Arising from an insured person's personal liability as a director or officer of any entity other than the company, or from the management of the company (as distinct from the performance of professional services for clients).</w:t>
+        <w:t>Arising from your obligations or conduct as an employer, including wrongful dismissal, discrimination, harassment, or breach of employment law.</w:t>
       </w:r>
     </w:p>
     <w:p>
@@ -2582,11 +2623,11 @@
           <w:b w:val="0"/>
           <w:i w:val="0"/>
         </w:rPr>
-        <w:t>This exposure is designed to be covered under a directors' and officers' liability policy.</w:t>
+        <w:t>This exposure is designed to be covered under a management liability or employment practices liability policy.</w:t>
       </w:r>
     </w:p>
     <w:p>
-      <w:bookmarkStart w:id="55" w:name="c_fs_excl_cyber_event"/>
+      <w:bookmarkStart w:id="55" w:name="c_fs_excl_directors_and_officers_liabili"/>
       <w:r>
         <w:rPr>
           <w:rFonts w:ascii="Georgia" w:hAnsi="Georgia" w:eastAsia="Georgia"/>
@@ -2595,7 +2636,7 @@
           <w:color w:val="2E5C4E"/>
           <w:sz w:val="25"/>
         </w:rPr>
-        <w:t>Cyber Event</w:t>
+        <w:t>Directors' and Officers' Liability</w:t>
       </w:r>
       <w:bookmarkEnd w:id="55"/>
     </w:p>
@@ -2605,7 +2646,7 @@
           <w:b w:val="0"/>
           <w:i w:val="0"/>
         </w:rPr>
-        <w:t>Arising from: (a) unauthorised access to or interference with your computer system or data; (b) ransomware, malware, or denial-of-service attacks; (c) failure of your computer system's security; or (d) loss, theft, or unauthorised disclosure of data held electronically — unless the liability arises directly from a breach of your professional duty of care performing business activity for a client.</w:t>
+        <w:t>Arising from an insured person's personal liability as a director or officer of any entity other than the company, or from the management of the company (as distinct from the performance of professional services for clients).</w:t>
       </w:r>
     </w:p>
     <w:p>
@@ -2614,11 +2655,11 @@
           <w:b w:val="0"/>
           <w:i w:val="0"/>
         </w:rPr>
-        <w:t>This exposure is designed to be covered under a cyber insurance policy.</w:t>
+        <w:t>This exposure is designed to be covered under a directors' and officers' liability policy.</w:t>
       </w:r>
     </w:p>
     <w:p>
-      <w:bookmarkStart w:id="56" w:name="c_fs_excl_investment_performance"/>
+      <w:bookmarkStart w:id="56" w:name="c_fs_excl_cyber_event"/>
       <w:r>
         <w:rPr>
           <w:rFonts w:ascii="Georgia" w:hAnsi="Georgia" w:eastAsia="Georgia"/>
@@ -2627,7 +2668,7 @@
           <w:color w:val="2E5C4E"/>
           <w:sz w:val="25"/>
         </w:rPr>
-        <w:t>Investment Performance</w:t>
+        <w:t>Cyber Event</w:t>
       </w:r>
       <w:bookmarkEnd w:id="56"/>
     </w:p>
@@ -2637,7 +2678,7 @@
           <w:b w:val="0"/>
           <w:i w:val="0"/>
         </w:rPr>
-        <w:t>For any loss of value of, or failure to achieve a return on, an investment or financial product because of market movements.</w:t>
+        <w:t>Arising from: (a) unauthorised access to or interference with your computer system or data; (b) ransomware, malware, or denial-of-service attacks; (c) failure of your computer system's security; or (d) loss, theft, or unauthorised disclosure of data held electronically — unless the liability arises directly from a breach of your professional duty of care performing business activity for a client.</w:t>
       </w:r>
     </w:p>
     <w:p>
@@ -2646,11 +2687,11 @@
           <w:b w:val="0"/>
           <w:i w:val="0"/>
         </w:rPr>
-        <w:t>This exclusion does not apply to the extent that the loss was caused by your negligence, or your breach of duty, in providing your professional services.</w:t>
+        <w:t>This exposure is designed to be covered under a cyber insurance policy.</w:t>
       </w:r>
     </w:p>
     <w:p>
-      <w:bookmarkStart w:id="57" w:name="c_fs_fa_excl_product_issuer_failure"/>
+      <w:bookmarkStart w:id="57" w:name="c_fs_excl_investment_performance"/>
       <w:r>
         <w:rPr>
           <w:rFonts w:ascii="Georgia" w:hAnsi="Georgia" w:eastAsia="Georgia"/>
@@ -2659,7 +2700,7 @@
           <w:color w:val="2E5C4E"/>
           <w:sz w:val="25"/>
         </w:rPr>
-        <w:t>Product Issuer Failure</w:t>
+        <w:t>Investment Performance</w:t>
       </w:r>
       <w:bookmarkEnd w:id="57"/>
     </w:p>
@@ -2669,7 +2710,7 @@
           <w:b w:val="0"/>
           <w:i w:val="0"/>
         </w:rPr>
-        <w:t>For loss caused solely by the insolvency, fraud or failure of the issuer or operator of a financial product, or of a platform or custodian, that you did not control.</w:t>
+        <w:t>For any loss of value of, or failure to achieve a return on, an investment or financial product because of market movements.</w:t>
       </w:r>
     </w:p>
     <w:p>
@@ -2678,11 +2719,11 @@
           <w:b w:val="0"/>
           <w:i w:val="0"/>
         </w:rPr>
-        <w:t>This exclusion does not apply to a claim that your advice to acquire, switch to or continue to hold the product was negligent or was given in breach of your duties, including a best interests duty.</w:t>
+        <w:t>This exclusion does not apply to the extent that the loss was caused by your negligence, or your breach of duty, in providing your professional services.</w:t>
       </w:r>
     </w:p>
     <w:p>
-      <w:bookmarkStart w:id="58" w:name="c_fs_fa_excl_market_participants"/>
+      <w:bookmarkStart w:id="58" w:name="c_fs_fa_excl_product_issuer_failure"/>
       <w:r>
         <w:rPr>
           <w:rFonts w:ascii="Georgia" w:hAnsi="Georgia" w:eastAsia="Georgia"/>
@@ -2691,7 +2732,7 @@
           <w:color w:val="2E5C4E"/>
           <w:sz w:val="25"/>
         </w:rPr>
-        <w:t>Market Participants</w:t>
+        <w:t>Product Issuer Failure</w:t>
       </w:r>
       <w:bookmarkEnd w:id="58"/>
     </w:p>
@@ -2701,7 +2742,7 @@
           <w:b w:val="0"/>
           <w:i w:val="0"/>
         </w:rPr>
-        <w:t>Arising from your activities as a participant of a licensed financial market or clearing and settlement facility, including executing orders on a market for clients.</w:t>
+        <w:t>For loss caused solely by the insolvency, fraud or failure of the issuer or operator of a financial product, or of a platform or custodian, that you did not control.</w:t>
       </w:r>
     </w:p>
     <w:p>
@@ -2710,11 +2751,11 @@
           <w:b w:val="0"/>
           <w:i w:val="0"/>
         </w:rPr>
-        <w:t>This exclusion does not apply to advice to buy or sell a financial product, or to arranging for a market participant to execute a client's order.</w:t>
+        <w:t>This exclusion does not apply to a claim that your advice to acquire, switch to or continue to hold the product was negligent or was given in breach of your duties, including a best interests duty.</w:t>
       </w:r>
     </w:p>
     <w:p>
-      <w:bookmarkStart w:id="59" w:name="c_fs_excl_products"/>
+      <w:bookmarkStart w:id="59" w:name="c_fs_fa_excl_market_participants"/>
       <w:r>
         <w:rPr>
           <w:rFonts w:ascii="Georgia" w:hAnsi="Georgia" w:eastAsia="Georgia"/>
@@ -2723,7 +2764,7 @@
           <w:color w:val="2E5C4E"/>
           <w:sz w:val="25"/>
         </w:rPr>
-        <w:t>Products</w:t>
+        <w:t>Market Participants</w:t>
       </w:r>
       <w:bookmarkEnd w:id="59"/>
     </w:p>
@@ -2733,7 +2774,7 @@
           <w:b w:val="0"/>
           <w:i w:val="0"/>
         </w:rPr>
-        <w:t>Arising from the design, manufacture, supply, distribution, sale, or recall of any tangible product.</w:t>
+        <w:t>Arising from your activities as a participant of a licensed financial market or clearing and settlement facility, including executing orders on a market for clients.</w:t>
       </w:r>
     </w:p>
     <w:p>
@@ -2742,11 +2783,11 @@
           <w:b w:val="0"/>
           <w:i w:val="0"/>
         </w:rPr>
-        <w:t>This exposure is designed to be covered under a products liability policy.</w:t>
+        <w:t>This exclusion does not apply to advice to buy or sell a financial product, or to arranging for a market participant to execute a client's order.</w:t>
       </w:r>
     </w:p>
     <w:p>
-      <w:bookmarkStart w:id="60" w:name="c_fs_excl_contractual_liability"/>
+      <w:bookmarkStart w:id="60" w:name="c_fs_excl_products"/>
       <w:r>
         <w:rPr>
           <w:rFonts w:ascii="Georgia" w:hAnsi="Georgia" w:eastAsia="Georgia"/>
@@ -2755,7 +2796,7 @@
           <w:color w:val="2E5C4E"/>
           <w:sz w:val="25"/>
         </w:rPr>
-        <w:t>Contractual Liability</w:t>
+        <w:t>Products</w:t>
       </w:r>
       <w:bookmarkEnd w:id="60"/>
     </w:p>
@@ -2765,11 +2806,20 @@
           <w:b w:val="0"/>
           <w:i w:val="0"/>
         </w:rPr>
-        <w:t>For any liability you assume under a contract that is greater than the liability you would have at law without the contract.</w:t>
+        <w:t>Arising from the design, manufacture, supply, distribution, sale, or recall of any tangible product.</w:t>
       </w:r>
     </w:p>
     <w:p>
-      <w:bookmarkStart w:id="61" w:name="c_fs_excl_deliberate_and_dishonest_acts"/>
+      <w:r>
+        <w:rPr>
+          <w:b w:val="0"/>
+          <w:i w:val="0"/>
+        </w:rPr>
+        <w:t>This exposure is designed to be covered under a products liability policy.</w:t>
+      </w:r>
+    </w:p>
+    <w:p>
+      <w:bookmarkStart w:id="61" w:name="c_fs_excl_contractual_liability"/>
       <w:r>
         <w:rPr>
           <w:rFonts w:ascii="Georgia" w:hAnsi="Georgia" w:eastAsia="Georgia"/>
@@ -2778,9 +2828,32 @@
           <w:color w:val="2E5C4E"/>
           <w:sz w:val="25"/>
         </w:rPr>
+        <w:t>Contractual Liability</w:t>
+      </w:r>
+      <w:bookmarkEnd w:id="61"/>
+    </w:p>
+    <w:p>
+      <w:r>
+        <w:rPr>
+          <w:b w:val="0"/>
+          <w:i w:val="0"/>
+        </w:rPr>
+        <w:t>For any liability you assume under a contract that is greater than the liability you would have at law without the contract.</w:t>
+      </w:r>
+    </w:p>
+    <w:p>
+      <w:bookmarkStart w:id="62" w:name="c_fs_excl_deliberate_and_dishonest_acts"/>
+      <w:r>
+        <w:rPr>
+          <w:rFonts w:ascii="Georgia" w:hAnsi="Georgia" w:eastAsia="Georgia"/>
+          <w:b/>
+          <w:i w:val="0"/>
+          <w:color w:val="2E5C4E"/>
+          <w:sz w:val="25"/>
+        </w:rPr>
         <w:t>Deliberate and Dishonest Acts</w:t>
       </w:r>
-      <w:bookmarkEnd w:id="61"/>
+      <w:bookmarkEnd w:id="62"/>
     </w:p>
     <w:p>
       <w:r>
@@ -2879,7 +2952,7 @@
       </w:r>
     </w:p>
     <w:p>
-      <w:bookmarkStart w:id="62" w:name="c_fs_excl_prior_known_circumstances"/>
+      <w:bookmarkStart w:id="63" w:name="c_fs_excl_prior_known_circumstances"/>
       <w:r>
         <w:rPr>
           <w:rFonts w:ascii="Georgia" w:hAnsi="Georgia" w:eastAsia="Georgia"/>
@@ -2889,38 +2962,6 @@
           <w:sz w:val="25"/>
         </w:rPr>
         <w:t>Prior Known Circumstances</w:t>
-      </w:r>
-      <w:bookmarkEnd w:id="62"/>
-    </w:p>
-    <w:p>
-      <w:r>
-        <w:rPr>
-          <w:b w:val="0"/>
-          <w:i w:val="0"/>
-        </w:rPr>
-        <w:t>Arising from any fact, matter, or circumstance: (a) that you knew about, or ought reasonably to have known about, before the start of this policy period (or before we first agreed to insure you, if earlier); and (b) that you knew, or ought reasonably to have known, might lead to a claim against you.</w:t>
-      </w:r>
-    </w:p>
-    <w:p>
-      <w:r>
-        <w:rPr>
-          <w:b w:val="0"/>
-          <w:i w:val="0"/>
-        </w:rPr>
-        <w:t>Lodging a report with ASIC about a reportable situation is not, by itself, knowledge that a fact, matter or circumstance might lead to a claim.</w:t>
-      </w:r>
-    </w:p>
-    <w:p>
-      <w:bookmarkStart w:id="63" w:name="c_fs_excl_war_terrorism_and_sanctions"/>
-      <w:r>
-        <w:rPr>
-          <w:rFonts w:ascii="Georgia" w:hAnsi="Georgia" w:eastAsia="Georgia"/>
-          <w:b/>
-          <w:i w:val="0"/>
-          <w:color w:val="2E5C4E"/>
-          <w:sz w:val="25"/>
-        </w:rPr>
-        <w:t>War, Terrorism, and Sanctions</w:t>
       </w:r>
       <w:bookmarkEnd w:id="63"/>
     </w:p>
@@ -2930,11 +2971,20 @@
           <w:b w:val="0"/>
           <w:i w:val="0"/>
         </w:rPr>
-        <w:t>Arising from: (a) war (whether or not declared), invasion, hostilities, rebellion, revolution, insurrection, civil unrest, or the use or usurpation of military power, or any similar belligerent act; (b) terrorism as defined by relevant Australian or foreign law; or (c) trade or economic sanctions imposed by Australia, the UN, EU, UK, or USA. We will not make any payment that would expose us to enforcement action.</w:t>
+        <w:t>Arising from any fact, matter, or circumstance: (a) that you knew about, or ought reasonably to have known about, before the start of this policy period (or before we first agreed to insure you, if earlier); and (b) that you knew, or ought reasonably to have known, might lead to a claim against you.</w:t>
       </w:r>
     </w:p>
     <w:p>
-      <w:bookmarkStart w:id="64" w:name="c_fs_excl_nuclear"/>
+      <w:r>
+        <w:rPr>
+          <w:b w:val="0"/>
+          <w:i w:val="0"/>
+        </w:rPr>
+        <w:t>Lodging a report with ASIC about a reportable situation is not, by itself, knowledge that a fact, matter or circumstance might lead to a claim.</w:t>
+      </w:r>
+    </w:p>
+    <w:p>
+      <w:bookmarkStart w:id="64" w:name="c_fs_excl_war_terrorism_and_sanctions"/>
       <w:r>
         <w:rPr>
           <w:rFonts w:ascii="Georgia" w:hAnsi="Georgia" w:eastAsia="Georgia"/>
@@ -2943,7 +2993,7 @@
           <w:color w:val="2E5C4E"/>
           <w:sz w:val="25"/>
         </w:rPr>
-        <w:t>Nuclear</w:t>
+        <w:t>War, Terrorism, and Sanctions</w:t>
       </w:r>
       <w:bookmarkEnd w:id="64"/>
     </w:p>
@@ -2953,11 +3003,11 @@
           <w:b w:val="0"/>
           <w:i w:val="0"/>
         </w:rPr>
-        <w:t>Arising from nuclear reaction, radiation, or radioactive contamination, however caused.</w:t>
+        <w:t>Arising from: (a) war (whether or not declared), invasion, hostilities, rebellion, revolution, insurrection, civil unrest, or the use or usurpation of military power, or any similar belligerent act; (b) terrorism as defined by relevant Australian or foreign law; or (c) trade or economic sanctions imposed by Australia, the UN, EU, UK, or USA. We will not make any payment that would expose us to enforcement action.</w:t>
       </w:r>
     </w:p>
     <w:p>
-      <w:bookmarkStart w:id="65" w:name="c_fs_excl_asbestos"/>
+      <w:bookmarkStart w:id="65" w:name="c_fs_excl_nuclear"/>
       <w:r>
         <w:rPr>
           <w:rFonts w:ascii="Georgia" w:hAnsi="Georgia" w:eastAsia="Georgia"/>
@@ -2966,7 +3016,7 @@
           <w:color w:val="2E5C4E"/>
           <w:sz w:val="25"/>
         </w:rPr>
-        <w:t>Asbestos</w:t>
+        <w:t>Nuclear</w:t>
       </w:r>
       <w:bookmarkEnd w:id="65"/>
     </w:p>
@@ -2976,11 +3026,11 @@
           <w:b w:val="0"/>
           <w:i w:val="0"/>
         </w:rPr>
-        <w:t>Arising from or in connection with asbestos in any form, including its mining, manufacture, distribution, installation, presence, removal, or disposal.</w:t>
+        <w:t>Arising from nuclear reaction, radiation, or radioactive contamination, however caused.</w:t>
       </w:r>
     </w:p>
     <w:p>
-      <w:bookmarkStart w:id="66" w:name="c_fs_excl_pollution"/>
+      <w:bookmarkStart w:id="66" w:name="c_fs_excl_asbestos"/>
       <w:r>
         <w:rPr>
           <w:rFonts w:ascii="Georgia" w:hAnsi="Georgia" w:eastAsia="Georgia"/>
@@ -2989,7 +3039,7 @@
           <w:color w:val="2E5C4E"/>
           <w:sz w:val="25"/>
         </w:rPr>
-        <w:t>Pollution</w:t>
+        <w:t>Asbestos</w:t>
       </w:r>
       <w:bookmarkEnd w:id="66"/>
     </w:p>
@@ -2999,11 +3049,11 @@
           <w:b w:val="0"/>
           <w:i w:val="0"/>
         </w:rPr>
-        <w:t>Arising from pollution — unless the pollution is sudden, accidental, unintended, and unexpected, and results directly from your business activity.</w:t>
+        <w:t>Arising from or in connection with asbestos in any form, including its mining, manufacture, distribution, installation, presence, removal, or disposal.</w:t>
       </w:r>
     </w:p>
     <w:p>
-      <w:bookmarkStart w:id="67" w:name="c_fs_excl_trading_debts_and_business_los"/>
+      <w:bookmarkStart w:id="67" w:name="c_fs_excl_pollution"/>
       <w:r>
         <w:rPr>
           <w:rFonts w:ascii="Georgia" w:hAnsi="Georgia" w:eastAsia="Georgia"/>
@@ -3012,7 +3062,7 @@
           <w:color w:val="2E5C4E"/>
           <w:sz w:val="25"/>
         </w:rPr>
-        <w:t>Trading Debts and Business Losses</w:t>
+        <w:t>Pollution</w:t>
       </w:r>
       <w:bookmarkEnd w:id="67"/>
     </w:p>
@@ -3022,11 +3072,11 @@
           <w:b w:val="0"/>
           <w:i w:val="0"/>
         </w:rPr>
-        <w:t>For: (a) fees, charges, or debts owed to you; (b) your lost profit, mark-up, or overheads; (c) any trading loss or loss of any client, contract, or business opportunity; or (d) your liability for GST or any other tax.</w:t>
+        <w:t>Arising from pollution — unless the pollution is sudden, accidental, unintended, and unexpected, and results directly from your business activity.</w:t>
       </w:r>
     </w:p>
     <w:p>
-      <w:bookmarkStart w:id="68" w:name="c_fs_excl_related_party_claims"/>
+      <w:bookmarkStart w:id="68" w:name="c_fs_excl_trading_debts_and_business_los"/>
       <w:r>
         <w:rPr>
           <w:rFonts w:ascii="Georgia" w:hAnsi="Georgia" w:eastAsia="Georgia"/>
@@ -3035,7 +3085,7 @@
           <w:color w:val="2E5C4E"/>
           <w:sz w:val="25"/>
         </w:rPr>
-        <w:t>Related Party Claims</w:t>
+        <w:t>Trading Debts and Business Losses</w:t>
       </w:r>
       <w:bookmarkEnd w:id="68"/>
     </w:p>
@@ -3045,11 +3095,11 @@
           <w:b w:val="0"/>
           <w:i w:val="0"/>
         </w:rPr>
-        <w:t>For any claim brought by: (a) any entity that controls you, is controlled by you, or is under common control with you; (b) any person or entity holding a financial, executive, or managerial interest of 15% or more in you; or (c) any entity in which you hold such an interest. However: this exclusion does not apply to a claim based on your liability to an independent third party arising directly from the performance of your business activity for that third party.</w:t>
+        <w:t>For: (a) fees, charges, or debts owed to you; (b) your lost profit, mark-up, or overheads; (c) any trading loss or loss of any client, contract, or business opportunity; or (d) your liability for GST or any other tax.</w:t>
       </w:r>
     </w:p>
     <w:p>
-      <w:bookmarkStart w:id="69" w:name="c_fs_excl_non_compensatory_payments"/>
+      <w:bookmarkStart w:id="69" w:name="c_fs_excl_related_party_claims"/>
       <w:r>
         <w:rPr>
           <w:rFonts w:ascii="Georgia" w:hAnsi="Georgia" w:eastAsia="Georgia"/>
@@ -3058,9 +3108,32 @@
           <w:color w:val="2E5C4E"/>
           <w:sz w:val="25"/>
         </w:rPr>
+        <w:t>Related Party Claims</w:t>
+      </w:r>
+      <w:bookmarkEnd w:id="69"/>
+    </w:p>
+    <w:p>
+      <w:r>
+        <w:rPr>
+          <w:b w:val="0"/>
+          <w:i w:val="0"/>
+        </w:rPr>
+        <w:t>For any claim brought by: (a) any entity that controls you, is controlled by you, or is under common control with you; (b) any person or entity holding a financial, executive, or managerial interest of 15% or more in you; or (c) any entity in which you hold such an interest. However: this exclusion does not apply to a claim based on your liability to an independent third party arising directly from the performance of your business activity for that third party.</w:t>
+      </w:r>
+    </w:p>
+    <w:p>
+      <w:bookmarkStart w:id="70" w:name="c_fs_excl_non_compensatory_payments"/>
+      <w:r>
+        <w:rPr>
+          <w:rFonts w:ascii="Georgia" w:hAnsi="Georgia" w:eastAsia="Georgia"/>
+          <w:b/>
+          <w:i w:val="0"/>
+          <w:color w:val="2E5C4E"/>
+          <w:sz w:val="25"/>
+        </w:rPr>
         <w:t>Non-Compensatory Payments</w:t>
       </w:r>
-      <w:bookmarkEnd w:id="69"/>
+      <w:bookmarkEnd w:id="70"/>
     </w:p>
     <w:p>
       <w:r>
@@ -3102,7 +3175,7 @@
       </w:r>
     </w:p>
     <w:p>
-      <w:bookmarkStart w:id="70" w:name="c_fs_section_payment"/>
+      <w:bookmarkStart w:id="71" w:name="c_fs_section_payment"/>
       <w:r>
         <w:rPr>
           <w:rFonts w:ascii="Georgia" w:hAnsi="Georgia" w:eastAsia="Georgia"/>
@@ -3113,10 +3186,10 @@
         </w:rPr>
         <w:t>How Much We Will Pay</w:t>
       </w:r>
-      <w:bookmarkEnd w:id="70"/>
+      <w:bookmarkEnd w:id="71"/>
     </w:p>
     <w:p>
-      <w:bookmarkStart w:id="71" w:name="c_fs_pay_limit_of_liability"/>
+      <w:bookmarkStart w:id="72" w:name="c_fs_pay_limit_of_liability"/>
       <w:r>
         <w:rPr>
           <w:rFonts w:ascii="Georgia" w:hAnsi="Georgia" w:eastAsia="Georgia"/>
@@ -3127,7 +3200,7 @@
         </w:rPr>
         <w:t>Limit of Liability</w:t>
       </w:r>
-      <w:bookmarkEnd w:id="71"/>
+      <w:bookmarkEnd w:id="72"/>
     </w:p>
     <w:p>
       <w:r>
@@ -3155,7 +3228,7 @@
       </w:r>
     </w:p>
     <w:p>
-      <w:bookmarkStart w:id="72" w:name="c_fs_pay_automatic_reinstatement"/>
+      <w:bookmarkStart w:id="73" w:name="c_fs_pay_automatic_reinstatement"/>
       <w:r>
         <w:rPr>
           <w:rFonts w:ascii="Georgia" w:hAnsi="Georgia" w:eastAsia="Georgia"/>
@@ -3166,7 +3239,7 @@
         </w:rPr>
         <w:t>Automatic Reinstatement</w:t>
       </w:r>
-      <w:bookmarkEnd w:id="72"/>
+      <w:bookmarkEnd w:id="73"/>
     </w:p>
     <w:p>
       <w:r>
@@ -3230,7 +3303,7 @@
       </w:r>
     </w:p>
     <w:p>
-      <w:bookmarkStart w:id="73" w:name="c_fs_pay_sub_limits"/>
+      <w:bookmarkStart w:id="74" w:name="c_fs_pay_sub_limits"/>
       <w:r>
         <w:rPr>
           <w:rFonts w:ascii="Georgia" w:hAnsi="Georgia" w:eastAsia="Georgia"/>
@@ -3241,7 +3314,7 @@
         </w:rPr>
         <w:t>Sub-Limits</w:t>
       </w:r>
-      <w:bookmarkEnd w:id="73"/>
+      <w:bookmarkEnd w:id="74"/>
     </w:p>
     <w:p>
       <w:r>
@@ -3253,7 +3326,7 @@
       </w:r>
     </w:p>
     <w:p>
-      <w:bookmarkStart w:id="74" w:name="c_fs_pay_defence_costs"/>
+      <w:bookmarkStart w:id="75" w:name="c_fs_pay_defence_costs"/>
       <w:r>
         <w:rPr>
           <w:rFonts w:ascii="Georgia" w:hAnsi="Georgia" w:eastAsia="Georgia"/>
@@ -3264,7 +3337,7 @@
         </w:rPr>
         <w:t>Defence Costs</w:t>
       </w:r>
-      <w:bookmarkEnd w:id="74"/>
+      <w:bookmarkEnd w:id="75"/>
     </w:p>
     <w:p>
       <w:r>
@@ -3333,7 +3406,7 @@
       </w:r>
     </w:p>
     <w:p>
-      <w:bookmarkStart w:id="75" w:name="c_fs_pay_excess"/>
+      <w:bookmarkStart w:id="76" w:name="c_fs_pay_excess"/>
       <w:r>
         <w:rPr>
           <w:rFonts w:ascii="Georgia" w:hAnsi="Georgia" w:eastAsia="Georgia"/>
@@ -3343,29 +3416,6 @@
           <w:sz w:val="25"/>
         </w:rPr>
         <w:t>Excess</w:t>
-      </w:r>
-      <w:bookmarkEnd w:id="75"/>
-    </w:p>
-    <w:p>
-      <w:r>
-        <w:rPr>
-          <w:b w:val="0"/>
-          <w:i w:val="0"/>
-        </w:rPr>
-        <w:t>You must pay the excess shown in the schedule as the first part of each claim, applied to loss and defence costs combined unless the schedule states otherwise. The excess applies even where a claim involves only defence costs.</w:t>
-      </w:r>
-    </w:p>
-    <w:p>
-      <w:bookmarkStart w:id="76" w:name="c_fs_pay_other_insurance"/>
-      <w:r>
-        <w:rPr>
-          <w:rFonts w:ascii="Georgia" w:hAnsi="Georgia" w:eastAsia="Georgia"/>
-          <w:b/>
-          <w:i w:val="0"/>
-          <w:color w:val="2E5C4E"/>
-          <w:sz w:val="25"/>
-        </w:rPr>
-        <w:t>Other Insurance</w:t>
       </w:r>
       <w:bookmarkEnd w:id="76"/>
     </w:p>
@@ -3375,11 +3425,11 @@
           <w:b w:val="0"/>
           <w:i w:val="0"/>
         </w:rPr>
-        <w:t>If you have other insurance that covers the same loss, notify us promptly. Consistent with s.45 of the Insurance Contracts Act 1984 (Cth), you may claim under this policy or your other policy. We may seek contribution from the other insurer in proportion to each policy's liability.</w:t>
+        <w:t>You must pay the excess shown in the schedule as the first part of each claim, applied to loss and defence costs combined unless the schedule states otherwise. The excess applies even where a claim involves only defence costs.</w:t>
       </w:r>
     </w:p>
     <w:p>
-      <w:bookmarkStart w:id="77" w:name="c_fs_pay_paying_out_the_limit"/>
+      <w:bookmarkStart w:id="77" w:name="c_fs_pay_other_insurance"/>
       <w:r>
         <w:rPr>
           <w:rFonts w:ascii="Georgia" w:hAnsi="Georgia" w:eastAsia="Georgia"/>
@@ -3388,7 +3438,7 @@
           <w:color w:val="2E5C4E"/>
           <w:sz w:val="25"/>
         </w:rPr>
-        <w:t>Paying Out the Limit</w:t>
+        <w:t>Other Insurance</w:t>
       </w:r>
       <w:bookmarkEnd w:id="77"/>
     </w:p>
@@ -3398,11 +3448,11 @@
           <w:b w:val="0"/>
           <w:i w:val="0"/>
         </w:rPr>
-        <w:t>At any time during a claim, we may pay you the limit of liability (or whatever remains after earlier payments) and our obligation to defend or pay further amounts will end. We will give you reasonable notice and the opportunity to take over the defence at your own cost before doing so.</w:t>
+        <w:t>If you have other insurance that covers the same loss, notify us promptly. Consistent with s.45 of the Insurance Contracts Act 1984 (Cth), you may claim under this policy or your other policy. We may seek contribution from the other insurer in proportion to each policy's liability.</w:t>
       </w:r>
     </w:p>
     <w:p>
-      <w:bookmarkStart w:id="78" w:name="c_fs_pay_allocation"/>
+      <w:bookmarkStart w:id="78" w:name="c_fs_pay_paying_out_the_limit"/>
       <w:r>
         <w:rPr>
           <w:rFonts w:ascii="Georgia" w:hAnsi="Georgia" w:eastAsia="Georgia"/>
@@ -3411,9 +3461,32 @@
           <w:color w:val="2E5C4E"/>
           <w:sz w:val="25"/>
         </w:rPr>
+        <w:t>Paying Out the Limit</w:t>
+      </w:r>
+      <w:bookmarkEnd w:id="78"/>
+    </w:p>
+    <w:p>
+      <w:r>
+        <w:rPr>
+          <w:b w:val="0"/>
+          <w:i w:val="0"/>
+        </w:rPr>
+        <w:t>At any time during a claim, we may pay you the limit of liability (or whatever remains after earlier payments) and our obligation to defend or pay further amounts will end. We will give you reasonable notice and the opportunity to take over the defence at your own cost before doing so.</w:t>
+      </w:r>
+    </w:p>
+    <w:p>
+      <w:bookmarkStart w:id="79" w:name="c_fs_pay_allocation"/>
+      <w:r>
+        <w:rPr>
+          <w:rFonts w:ascii="Georgia" w:hAnsi="Georgia" w:eastAsia="Georgia"/>
+          <w:b/>
+          <w:i w:val="0"/>
+          <w:color w:val="2E5C4E"/>
+          <w:sz w:val="25"/>
+        </w:rPr>
         <w:t>Allocation</w:t>
       </w:r>
-      <w:bookmarkEnd w:id="78"/>
+      <w:bookmarkEnd w:id="79"/>
     </w:p>
     <w:p>
       <w:r>
@@ -3507,7 +3580,7 @@
       </w:r>
     </w:p>
     <w:p>
-      <w:bookmarkStart w:id="79" w:name="c_fs_section_obligations"/>
+      <w:bookmarkStart w:id="80" w:name="c_fs_section_obligations"/>
       <w:r>
         <w:rPr>
           <w:rFonts w:ascii="Georgia" w:hAnsi="Georgia" w:eastAsia="Georgia"/>
@@ -3518,7 +3591,7 @@
         </w:rPr>
         <w:t>Your Obligations</w:t>
       </w:r>
-      <w:bookmarkEnd w:id="79"/>
+      <w:bookmarkEnd w:id="80"/>
     </w:p>
     <w:p>
       <w:r>
@@ -3562,7 +3635,7 @@
       </w:r>
     </w:p>
     <w:p>
-      <w:bookmarkStart w:id="80" w:name="c_fs_obl_tell_us_about_claims"/>
+      <w:bookmarkStart w:id="81" w:name="c_fs_obl_tell_us_about_claims"/>
       <w:r>
         <w:rPr>
           <w:rFonts w:ascii="Georgia" w:hAnsi="Georgia" w:eastAsia="Georgia"/>
@@ -3573,7 +3646,7 @@
         </w:rPr>
         <w:t>Tell Us About Claims</w:t>
       </w:r>
-      <w:bookmarkEnd w:id="80"/>
+      <w:bookmarkEnd w:id="81"/>
     </w:p>
     <w:p>
       <w:r>
@@ -3585,7 +3658,7 @@
       </w:r>
     </w:p>
     <w:p>
-      <w:bookmarkStart w:id="81" w:name="c_fs_obl_tell_us_about_circumstances"/>
+      <w:bookmarkStart w:id="82" w:name="c_fs_obl_tell_us_about_circumstances"/>
       <w:r>
         <w:rPr>
           <w:rFonts w:ascii="Georgia" w:hAnsi="Georgia" w:eastAsia="Georgia"/>
@@ -3596,7 +3669,7 @@
         </w:rPr>
         <w:t>Tell Us About Circumstances</w:t>
       </w:r>
-      <w:bookmarkEnd w:id="81"/>
+      <w:bookmarkEnd w:id="82"/>
     </w:p>
     <w:p>
       <w:r>
@@ -3633,7 +3706,7 @@
       </w:r>
     </w:p>
     <w:p>
-      <w:bookmarkStart w:id="82" w:name="c_fs_obl_do_not_admit_liability"/>
+      <w:bookmarkStart w:id="83" w:name="c_fs_obl_do_not_admit_liability"/>
       <w:r>
         <w:rPr>
           <w:rFonts w:ascii="Georgia" w:hAnsi="Georgia" w:eastAsia="Georgia"/>
@@ -3643,29 +3716,6 @@
           <w:sz w:val="25"/>
         </w:rPr>
         <w:t>Do Not Admit Liability</w:t>
-      </w:r>
-      <w:bookmarkEnd w:id="82"/>
-    </w:p>
-    <w:p>
-      <w:r>
-        <w:rPr>
-          <w:b w:val="0"/>
-          <w:i w:val="0"/>
-        </w:rPr>
-        <w:t>Do not admit liability, make any offer or promise to pay, or agree to settle any claim without our written consent. We will not unreasonably withhold or delay consent.</w:t>
-      </w:r>
-    </w:p>
-    <w:p>
-      <w:bookmarkStart w:id="83" w:name="c_fs_obl_cooperate_with_us"/>
-      <w:r>
-        <w:rPr>
-          <w:rFonts w:ascii="Georgia" w:hAnsi="Georgia" w:eastAsia="Georgia"/>
-          <w:b/>
-          <w:i w:val="0"/>
-          <w:color w:val="2E5C4E"/>
-          <w:sz w:val="25"/>
-        </w:rPr>
-        <w:t>Cooperate With Us</w:t>
       </w:r>
       <w:bookmarkEnd w:id="83"/>
     </w:p>
@@ -3675,11 +3725,11 @@
           <w:b w:val="0"/>
           <w:i w:val="0"/>
         </w:rPr>
-        <w:t>Give us all information, documents, and assistance we reasonably need to handle the claim. Attend any meetings, examinations, or proceedings we reasonably require.</w:t>
+        <w:t>Do not admit liability, make any offer or promise to pay, or agree to settle any claim without our written consent. We will not unreasonably withhold or delay consent.</w:t>
       </w:r>
     </w:p>
     <w:p>
-      <w:bookmarkStart w:id="84" w:name="c_fs_obl_mitigate_your_loss"/>
+      <w:bookmarkStart w:id="84" w:name="c_fs_obl_cooperate_with_us"/>
       <w:r>
         <w:rPr>
           <w:rFonts w:ascii="Georgia" w:hAnsi="Georgia" w:eastAsia="Georgia"/>
@@ -3688,7 +3738,7 @@
           <w:color w:val="2E5C4E"/>
           <w:sz w:val="25"/>
         </w:rPr>
-        <w:t>Mitigate Your Loss</w:t>
+        <w:t>Cooperate With Us</w:t>
       </w:r>
       <w:bookmarkEnd w:id="84"/>
     </w:p>
@@ -3698,11 +3748,11 @@
           <w:b w:val="0"/>
           <w:i w:val="0"/>
         </w:rPr>
-        <w:t>Take all reasonable steps to prevent or reduce any loss that might be covered by this policy.</w:t>
+        <w:t>Give us all information, documents, and assistance we reasonably need to handle the claim. Attend any meetings, examinations, or proceedings we reasonably require.</w:t>
       </w:r>
     </w:p>
     <w:p>
-      <w:bookmarkStart w:id="85" w:name="c_fs_obl_preserve_our_recovery_rights"/>
+      <w:bookmarkStart w:id="85" w:name="c_fs_obl_mitigate_your_loss"/>
       <w:r>
         <w:rPr>
           <w:rFonts w:ascii="Georgia" w:hAnsi="Georgia" w:eastAsia="Georgia"/>
@@ -3711,7 +3761,7 @@
           <w:color w:val="2E5C4E"/>
           <w:sz w:val="25"/>
         </w:rPr>
-        <w:t>Preserve Our Recovery Rights</w:t>
+        <w:t>Mitigate Your Loss</w:t>
       </w:r>
       <w:bookmarkEnd w:id="85"/>
     </w:p>
@@ -3721,11 +3771,11 @@
           <w:b w:val="0"/>
           <w:i w:val="0"/>
         </w:rPr>
-        <w:t>Do not do anything after a claim is made that might prejudice our right to recover from any third party. If we pay a claim, we may take action in your name to recover what we have paid.</w:t>
+        <w:t>Take all reasonable steps to prevent or reduce any loss that might be covered by this policy.</w:t>
       </w:r>
     </w:p>
     <w:p>
-      <w:bookmarkStart w:id="86" w:name="c_fs_obl_tell_us_about_other_insurance"/>
+      <w:bookmarkStart w:id="86" w:name="c_fs_obl_preserve_our_recovery_rights"/>
       <w:r>
         <w:rPr>
           <w:rFonts w:ascii="Georgia" w:hAnsi="Georgia" w:eastAsia="Georgia"/>
@@ -3734,7 +3784,7 @@
           <w:color w:val="2E5C4E"/>
           <w:sz w:val="25"/>
         </w:rPr>
-        <w:t>Tell Us About Other Insurance</w:t>
+        <w:t>Preserve Our Recovery Rights</w:t>
       </w:r>
       <w:bookmarkEnd w:id="86"/>
     </w:p>
@@ -3744,11 +3794,11 @@
           <w:b w:val="0"/>
           <w:i w:val="0"/>
         </w:rPr>
-        <w:t>Tell us about any other insurance that might cover the same loss.</w:t>
+        <w:t>Do not do anything after a claim is made that might prejudice our right to recover from any third party. If we pay a claim, we may take action in your name to recover what we have paid.</w:t>
       </w:r>
     </w:p>
     <w:p>
-      <w:bookmarkStart w:id="87" w:name="c_fs_obl_tell_us_about_changes"/>
+      <w:bookmarkStart w:id="87" w:name="c_fs_obl_tell_us_about_other_insurance"/>
       <w:r>
         <w:rPr>
           <w:rFonts w:ascii="Georgia" w:hAnsi="Georgia" w:eastAsia="Georgia"/>
@@ -3757,9 +3807,32 @@
           <w:color w:val="2E5C4E"/>
           <w:sz w:val="25"/>
         </w:rPr>
+        <w:t>Tell Us About Other Insurance</w:t>
+      </w:r>
+      <w:bookmarkEnd w:id="87"/>
+    </w:p>
+    <w:p>
+      <w:r>
+        <w:rPr>
+          <w:b w:val="0"/>
+          <w:i w:val="0"/>
+        </w:rPr>
+        <w:t>Tell us about any other insurance that might cover the same loss.</w:t>
+      </w:r>
+    </w:p>
+    <w:p>
+      <w:bookmarkStart w:id="88" w:name="c_fs_obl_tell_us_about_changes"/>
+      <w:r>
+        <w:rPr>
+          <w:rFonts w:ascii="Georgia" w:hAnsi="Georgia" w:eastAsia="Georgia"/>
+          <w:b/>
+          <w:i w:val="0"/>
+          <w:color w:val="2E5C4E"/>
+          <w:sz w:val="25"/>
+        </w:rPr>
         <w:t>Tell Us About Changes</w:t>
       </w:r>
-      <w:bookmarkEnd w:id="87"/>
+      <w:bookmarkEnd w:id="88"/>
     </w:p>
     <w:p>
       <w:r>
@@ -3796,7 +3869,7 @@
       </w:r>
     </w:p>
     <w:p>
-      <w:bookmarkStart w:id="88" w:name="c_fs_obl_individual_treatment_of_insured"/>
+      <w:bookmarkStart w:id="89" w:name="c_fs_obl_individual_treatment_of_insured"/>
       <w:r>
         <w:rPr>
           <w:rFonts w:ascii="Georgia" w:hAnsi="Georgia" w:eastAsia="Georgia"/>
@@ -3807,7 +3880,7 @@
         </w:rPr>
         <w:t>Individual Treatment of Insured Persons</w:t>
       </w:r>
-      <w:bookmarkEnd w:id="88"/>
+      <w:bookmarkEnd w:id="89"/>
     </w:p>
     <w:p>
       <w:r>
@@ -3931,7 +4004,7 @@
       </w:r>
     </w:p>
     <w:p>
-      <w:bookmarkStart w:id="89" w:name="c_fs_section_conditions"/>
+      <w:bookmarkStart w:id="90" w:name="c_fs_section_conditions"/>
       <w:r>
         <w:rPr>
           <w:rFonts w:ascii="Georgia" w:hAnsi="Georgia" w:eastAsia="Georgia"/>
@@ -3942,10 +4015,10 @@
         </w:rPr>
         <w:t>General Conditions</w:t>
       </w:r>
-      <w:bookmarkEnd w:id="89"/>
+      <w:bookmarkEnd w:id="90"/>
     </w:p>
     <w:p>
-      <w:bookmarkStart w:id="90" w:name="c_fs_cond_insurance_contracts_act"/>
+      <w:bookmarkStart w:id="91" w:name="c_fs_cond_insurance_contracts_act"/>
       <w:r>
         <w:rPr>
           <w:rFonts w:ascii="Georgia" w:hAnsi="Georgia" w:eastAsia="Georgia"/>
@@ -3956,7 +4029,7 @@
         </w:rPr>
         <w:t>Insurance Contracts Act 1984 (Cth)</w:t>
       </w:r>
-      <w:bookmarkEnd w:id="90"/>
+      <w:bookmarkEnd w:id="91"/>
     </w:p>
     <w:p>
       <w:r>
@@ -4071,7 +4144,7 @@
       </w:r>
     </w:p>
     <w:p>
-      <w:bookmarkStart w:id="91" w:name="c_fs_cond_your_duty_of_disclosure"/>
+      <w:bookmarkStart w:id="92" w:name="c_fs_cond_your_duty_of_disclosure"/>
       <w:r>
         <w:rPr>
           <w:rFonts w:ascii="Georgia" w:hAnsi="Georgia" w:eastAsia="Georgia"/>
@@ -4082,7 +4155,7 @@
         </w:rPr>
         <w:t>Your Duty of Disclosure</w:t>
       </w:r>
-      <w:bookmarkEnd w:id="91"/>
+      <w:bookmarkEnd w:id="92"/>
     </w:p>
     <w:p>
       <w:r>
@@ -4144,7 +4217,7 @@
       </w:r>
     </w:p>
     <w:p>
-      <w:bookmarkStart w:id="92" w:name="c_fs_cond_licences_registrations_and_acc"/>
+      <w:bookmarkStart w:id="93" w:name="c_fs_cond_licences_registrations_and_acc"/>
       <w:r>
         <w:rPr>
           <w:rFonts w:ascii="Georgia" w:hAnsi="Georgia" w:eastAsia="Georgia"/>
@@ -4154,29 +4227,6 @@
           <w:sz w:val="25"/>
         </w:rPr>
         <w:t>Licences, Registrations and Accreditations</w:t>
-      </w:r>
-      <w:bookmarkEnd w:id="92"/>
-    </w:p>
-    <w:p>
-      <w:r>
-        <w:rPr>
-          <w:b w:val="0"/>
-          <w:i w:val="0"/>
-        </w:rPr>
-        <w:t>Where a law, or an accreditation scheme under which you provide a service, requires the person who provides that service to hold a licence, registration, accreditation or endorsement, the service is a professional service under this policy only if it is provided by a person who holds it, or under the direct control and supervision of such a person to the extent that the law or scheme permits.</w:t>
-      </w:r>
-    </w:p>
-    <w:p>
-      <w:bookmarkStart w:id="93" w:name="c_fs_cond_compulsory_insurance_requireme"/>
-      <w:r>
-        <w:rPr>
-          <w:rFonts w:ascii="Georgia" w:hAnsi="Georgia" w:eastAsia="Georgia"/>
-          <w:b/>
-          <w:i w:val="0"/>
-          <w:color w:val="2E5C4E"/>
-          <w:sz w:val="25"/>
-        </w:rPr>
-        <w:t>Compulsory Insurance Requirements</w:t>
       </w:r>
       <w:bookmarkEnd w:id="93"/>
     </w:p>
@@ -4186,29 +4236,11 @@
           <w:b w:val="0"/>
           <w:i w:val="0"/>
         </w:rPr>
-        <w:t>This condition applies where a law, or a requirement made under a law by a regulator or licensing body, requires you to hold professional indemnity insurance with minimum terms in order to provide your professional services. Each such requirement is a compulsory insurance requirement.</w:t>
+        <w:t>Where a law, or an accreditation scheme under which you provide a service, requires the person who provides that service to hold a licence, registration, accreditation or endorsement, the service is a professional service under this policy only if it is provided by a person who holds it, or under the direct control and supervision of such a person to the extent that the law or scheme permits.</w:t>
       </w:r>
     </w:p>
     <w:p>
-      <w:r>
-        <w:rPr>
-          <w:b w:val="0"/>
-          <w:i w:val="0"/>
-        </w:rPr>
-        <w:t>For a claim to which a compulsory insurance requirement applies, this policy is to be read as providing at least the cover, limit of liability, excess terms, reinstatement and run-off that the requirement prescribes. Where this policy would otherwise provide less, we will pay what the requirement obliges an insurer to pay.</w:t>
-      </w:r>
-    </w:p>
-    <w:p>
-      <w:r>
-        <w:rPr>
-          <w:b w:val="0"/>
-          <w:i w:val="0"/>
-        </w:rPr>
-        <w:t>If we pay an amount only because of this condition, and we would not otherwise have been liable to pay it under this policy, you must repay that amount to us, to the extent that the law and the requirement allow us to recover it.</w:t>
-      </w:r>
-    </w:p>
-    <w:p>
-      <w:bookmarkStart w:id="94" w:name="c_fs_cond_cancellation"/>
+      <w:bookmarkStart w:id="94" w:name="c_fs_cond_compulsory_insurance_requireme"/>
       <w:r>
         <w:rPr>
           <w:rFonts w:ascii="Georgia" w:hAnsi="Georgia" w:eastAsia="Georgia"/>
@@ -4217,7 +4249,7 @@
           <w:color w:val="2E5C4E"/>
           <w:sz w:val="25"/>
         </w:rPr>
-        <w:t>Cancellation</w:t>
+        <w:t>Compulsory Insurance Requirements</w:t>
       </w:r>
       <w:bookmarkEnd w:id="94"/>
     </w:p>
@@ -4227,7 +4259,7 @@
           <w:b w:val="0"/>
           <w:i w:val="0"/>
         </w:rPr>
-        <w:t>By you: Cancel at any time by telling us in writing. We will refund the premium for the unexpired policy period, less any amount paid or reserved for claims.</w:t>
+        <w:t>This condition applies where a law, or a requirement made under a law by a regulator or licensing body, requires you to hold professional indemnity insurance with minimum terms in order to provide your professional services. Each such requirement is a compulsory insurance requirement.</w:t>
       </w:r>
     </w:p>
     <w:p>
@@ -4236,11 +4268,20 @@
           <w:b w:val="0"/>
           <w:i w:val="0"/>
         </w:rPr>
-        <w:t>By us: We may only cancel this policy on grounds permitted by the Insurance Contracts Act 1984 (Cth) s.60. Where we are entitled to cancel, we will give you written notice as required by s.59, and will refund the premium for the unexpired portion proportionally.</w:t>
+        <w:t>For a claim to which a compulsory insurance requirement applies, this policy is to be read as providing at least the cover, limit of liability, excess terms, reinstatement and run-off that the requirement prescribes. Where this policy would otherwise provide less, we will pay what the requirement obliges an insurer to pay.</w:t>
       </w:r>
     </w:p>
     <w:p>
-      <w:bookmarkStart w:id="95" w:name="c_fs_cond_governing_law"/>
+      <w:r>
+        <w:rPr>
+          <w:b w:val="0"/>
+          <w:i w:val="0"/>
+        </w:rPr>
+        <w:t>If we pay an amount only because of this condition, and we would not otherwise have been liable to pay it under this policy, you must repay that amount to us, to the extent that the law and the requirement allow us to recover it.</w:t>
+      </w:r>
+    </w:p>
+    <w:p>
+      <w:bookmarkStart w:id="95" w:name="c_fs_cond_cancellation"/>
       <w:r>
         <w:rPr>
           <w:rFonts w:ascii="Georgia" w:hAnsi="Georgia" w:eastAsia="Georgia"/>
@@ -4249,7 +4290,7 @@
           <w:color w:val="2E5C4E"/>
           <w:sz w:val="25"/>
         </w:rPr>
-        <w:t>Governing Law</w:t>
+        <w:t>Cancellation</w:t>
       </w:r>
       <w:bookmarkEnd w:id="95"/>
     </w:p>
@@ -4259,11 +4300,20 @@
           <w:b w:val="0"/>
           <w:i w:val="0"/>
         </w:rPr>
-        <w:t>This policy is governed by the laws of the state or territory of Australia in which the named insured has its principal place of business, as shown in the schedule.</w:t>
+        <w:t>By you: Cancel at any time by telling us in writing. We will refund the premium for the unexpired policy period, less any amount paid or reserved for claims.</w:t>
       </w:r>
     </w:p>
     <w:p>
-      <w:bookmarkStart w:id="96" w:name="c_fs_cond_jurisdiction"/>
+      <w:r>
+        <w:rPr>
+          <w:b w:val="0"/>
+          <w:i w:val="0"/>
+        </w:rPr>
+        <w:t>By us: We may only cancel this policy on grounds permitted by the Insurance Contracts Act 1984 (Cth) s.60. Where we are entitled to cancel, we will give you written notice as required by s.59, and will refund the premium for the unexpired portion proportionally.</w:t>
+      </w:r>
+    </w:p>
+    <w:p>
+      <w:bookmarkStart w:id="96" w:name="c_fs_cond_governing_law"/>
       <w:r>
         <w:rPr>
           <w:rFonts w:ascii="Georgia" w:hAnsi="Georgia" w:eastAsia="Georgia"/>
@@ -4272,9 +4322,32 @@
           <w:color w:val="2E5C4E"/>
           <w:sz w:val="25"/>
         </w:rPr>
+        <w:t>Governing Law</w:t>
+      </w:r>
+      <w:bookmarkEnd w:id="96"/>
+    </w:p>
+    <w:p>
+      <w:r>
+        <w:rPr>
+          <w:b w:val="0"/>
+          <w:i w:val="0"/>
+        </w:rPr>
+        <w:t>This policy is governed by the laws of the state or territory of Australia in which the named insured has its principal place of business, as shown in the schedule.</w:t>
+      </w:r>
+    </w:p>
+    <w:p>
+      <w:bookmarkStart w:id="97" w:name="c_fs_cond_jurisdiction"/>
+      <w:r>
+        <w:rPr>
+          <w:rFonts w:ascii="Georgia" w:hAnsi="Georgia" w:eastAsia="Georgia"/>
+          <w:b/>
+          <w:i w:val="0"/>
+          <w:color w:val="2E5C4E"/>
+          <w:sz w:val="25"/>
+        </w:rPr>
         <w:t>Jurisdiction</w:t>
       </w:r>
-      <w:bookmarkEnd w:id="96"/>
+      <w:bookmarkEnd w:id="97"/>
     </w:p>
     <w:p>
       <w:r>
@@ -4302,7 +4375,7 @@
       </w:r>
     </w:p>
     <w:p>
-      <w:bookmarkStart w:id="97" w:name="c_fs_cond_gst"/>
+      <w:bookmarkStart w:id="98" w:name="c_fs_cond_gst"/>
       <w:r>
         <w:rPr>
           <w:rFonts w:ascii="Georgia" w:hAnsi="Georgia" w:eastAsia="Georgia"/>
@@ -4312,38 +4385,6 @@
           <w:sz w:val="25"/>
         </w:rPr>
         <w:t>GST</w:t>
-      </w:r>
-      <w:bookmarkEnd w:id="97"/>
-    </w:p>
-    <w:p>
-      <w:r>
-        <w:rPr>
-          <w:b w:val="0"/>
-          <w:i w:val="0"/>
-        </w:rPr>
-        <w:t>Tell us the extent of any input tax credit you are entitled to claim for the premium. If you do not, we will assume you are entitled to a full input tax credit.</w:t>
-      </w:r>
-    </w:p>
-    <w:p>
-      <w:r>
-        <w:rPr>
-          <w:b w:val="0"/>
-          <w:i w:val="0"/>
-        </w:rPr>
-        <w:t>When we pay a claim, we will reduce our payment by any input tax credit you are entitled to for that payment, as required by the A New Tax System (Goods and Services Tax) Act 1999 (Cth).</w:t>
-      </w:r>
-    </w:p>
-    <w:p>
-      <w:bookmarkStart w:id="98" w:name="c_fs_cond_several_liability"/>
-      <w:r>
-        <w:rPr>
-          <w:rFonts w:ascii="Georgia" w:hAnsi="Georgia" w:eastAsia="Georgia"/>
-          <w:b/>
-          <w:i w:val="0"/>
-          <w:color w:val="2E5C4E"/>
-          <w:sz w:val="25"/>
-        </w:rPr>
-        <w:t>Several Liability</w:t>
       </w:r>
       <w:bookmarkEnd w:id="98"/>
     </w:p>
@@ -4353,11 +4394,20 @@
           <w:b w:val="0"/>
           <w:i w:val="0"/>
         </w:rPr>
-        <w:t>If more than one insurer is shown in the schedule, each is responsible only for its own share. One insurer's share is not increased by the failure of another to pay.</w:t>
+        <w:t>Tell us the extent of any input tax credit you are entitled to claim for the premium. If you do not, we will assume you are entitled to a full input tax credit.</w:t>
       </w:r>
     </w:p>
     <w:p>
-      <w:bookmarkStart w:id="99" w:name="c_fs_cond_assignment"/>
+      <w:r>
+        <w:rPr>
+          <w:b w:val="0"/>
+          <w:i w:val="0"/>
+        </w:rPr>
+        <w:t>When we pay a claim, we will reduce our payment by any input tax credit you are entitled to for that payment, as required by the A New Tax System (Goods and Services Tax) Act 1999 (Cth).</w:t>
+      </w:r>
+    </w:p>
+    <w:p>
+      <w:bookmarkStart w:id="99" w:name="c_fs_cond_several_liability"/>
       <w:r>
         <w:rPr>
           <w:rFonts w:ascii="Georgia" w:hAnsi="Georgia" w:eastAsia="Georgia"/>
@@ -4366,7 +4416,7 @@
           <w:color w:val="2E5C4E"/>
           <w:sz w:val="25"/>
         </w:rPr>
-        <w:t>Assignment</w:t>
+        <w:t>Several Liability</w:t>
       </w:r>
       <w:bookmarkEnd w:id="99"/>
     </w:p>
@@ -4376,11 +4426,11 @@
           <w:b w:val="0"/>
           <w:i w:val="0"/>
         </w:rPr>
-        <w:t>You cannot transfer this policy to another person or entity without our prior written consent.</w:t>
+        <w:t>If more than one insurer is shown in the schedule, each is responsible only for its own share. One insurer's share is not increased by the failure of another to pay.</w:t>
       </w:r>
     </w:p>
     <w:p>
-      <w:bookmarkStart w:id="100" w:name="c_fs_cond_entire_agreement"/>
+      <w:bookmarkStart w:id="100" w:name="c_fs_cond_assignment"/>
       <w:r>
         <w:rPr>
           <w:rFonts w:ascii="Georgia" w:hAnsi="Georgia" w:eastAsia="Georgia"/>
@@ -4389,7 +4439,7 @@
           <w:color w:val="2E5C4E"/>
           <w:sz w:val="25"/>
         </w:rPr>
-        <w:t>Entire Agreement</w:t>
+        <w:t>Assignment</w:t>
       </w:r>
       <w:bookmarkEnd w:id="100"/>
     </w:p>
@@ -4399,11 +4449,11 @@
           <w:b w:val="0"/>
           <w:i w:val="0"/>
         </w:rPr>
-        <w:t>This policy, the schedule, and any endorsements form the entire agreement between you and us about this insurance. No one has authority to change this policy unless the change is recorded in an endorsement.</w:t>
+        <w:t>You cannot transfer this policy to another person or entity without our prior written consent.</w:t>
       </w:r>
     </w:p>
     <w:p>
-      <w:bookmarkStart w:id="101" w:name="c_fs_cond_disputes_and_complaints"/>
+      <w:bookmarkStart w:id="101" w:name="c_fs_cond_entire_agreement"/>
       <w:r>
         <w:rPr>
           <w:rFonts w:ascii="Georgia" w:hAnsi="Georgia" w:eastAsia="Georgia"/>
@@ -4412,7 +4462,7 @@
           <w:color w:val="2E5C4E"/>
           <w:sz w:val="25"/>
         </w:rPr>
-        <w:t>Disputes and Complaints</w:t>
+        <w:t>Entire Agreement</w:t>
       </w:r>
       <w:bookmarkEnd w:id="101"/>
     </w:p>
@@ -4422,20 +4472,11 @@
           <w:b w:val="0"/>
           <w:i w:val="0"/>
         </w:rPr>
-        <w:t>If you are unhappy with a decision, please contact us. We will follow our internal dispute resolution process and try to resolve the matter within 30 days.</w:t>
+        <w:t>This policy, the schedule, and any endorsements form the entire agreement between you and us about this insurance. No one has authority to change this policy unless the change is recorded in an endorsement.</w:t>
       </w:r>
     </w:p>
     <w:p>
-      <w:r>
-        <w:rPr>
-          <w:b w:val="0"/>
-          <w:i w:val="0"/>
-        </w:rPr>
-        <w:t>If you are not satisfied, you can refer the matter to the Australian Financial Complaints Authority (AFCA) — www.afca.org.au | info@afca.org.au | 1800 931 678. AFCA provides a free and independent dispute resolution service. Time limits may apply.</w:t>
-      </w:r>
-    </w:p>
-    <w:p>
-      <w:bookmarkStart w:id="102" w:name="c_fs_cond_privacy"/>
+      <w:bookmarkStart w:id="102" w:name="c_fs_cond_disputes_and_complaints"/>
       <w:r>
         <w:rPr>
           <w:rFonts w:ascii="Georgia" w:hAnsi="Georgia" w:eastAsia="Georgia"/>
@@ -4444,7 +4485,7 @@
           <w:color w:val="2E5C4E"/>
           <w:sz w:val="25"/>
         </w:rPr>
-        <w:t>Privacy</w:t>
+        <w:t>Disputes and Complaints</w:t>
       </w:r>
       <w:bookmarkEnd w:id="102"/>
     </w:p>
@@ -4454,11 +4495,20 @@
           <w:b w:val="0"/>
           <w:i w:val="0"/>
         </w:rPr>
-        <w:t>We collect your personal information to assess your application, administer your policy, and handle claims, in accordance with the Privacy Act 1988 (Cth) and the Australian Privacy Principles. Our Privacy Policy is available on our website and on request.</w:t>
+        <w:t>If you are unhappy with a decision, please contact us. We will follow our internal dispute resolution process and try to resolve the matter within 30 days.</w:t>
       </w:r>
     </w:p>
     <w:p>
-      <w:bookmarkStart w:id="103" w:name="c_fs_cond_headings_and_references"/>
+      <w:r>
+        <w:rPr>
+          <w:b w:val="0"/>
+          <w:i w:val="0"/>
+        </w:rPr>
+        <w:t>If you are not satisfied, you can refer the matter to the Australian Financial Complaints Authority (AFCA) — www.afca.org.au | info@afca.org.au | 1800 931 678. AFCA provides a free and independent dispute resolution service. Time limits may apply.</w:t>
+      </w:r>
+    </w:p>
+    <w:p>
+      <w:bookmarkStart w:id="103" w:name="c_fs_cond_privacy"/>
       <w:r>
         <w:rPr>
           <w:rFonts w:ascii="Georgia" w:hAnsi="Georgia" w:eastAsia="Georgia"/>
@@ -4467,7 +4517,7 @@
           <w:color w:val="2E5C4E"/>
           <w:sz w:val="25"/>
         </w:rPr>
-        <w:t>Headings and References</w:t>
+        <w:t>Privacy</w:t>
       </w:r>
       <w:bookmarkEnd w:id="103"/>
     </w:p>
@@ -4477,20 +4527,43 @@
           <w:b w:val="0"/>
           <w:i w:val="0"/>
         </w:rPr>
-        <w:t>Clauses in this policy are identified by their headings, not by numbers. A reference in this policy, the schedule, or an endorsement to a clause by its heading (for example, "the Prior Known Circumstances exclusion") is a reference to the clause with that heading in the version of this policy that applies to you.</w:t>
+        <w:t>We collect your personal information to assess your application, administer your policy, and handle claims, in accordance with the Privacy Act 1988 (Cth) and the Australian Privacy Principles. Our Privacy Policy is available on our website and on request.</w:t>
       </w:r>
     </w:p>
     <w:p>
-      <w:r>
-        <w:rPr>
-          <w:b w:val="0"/>
-          <w:i w:val="0"/>
-        </w:rPr>
-        <w:t>Headings do not otherwise limit or extend the meaning of the clause they introduce.</w:t>
-      </w:r>
+      <w:bookmarkStart w:id="104" w:name="c_fs_cond_headings_and_references"/>
+      <w:r>
+        <w:rPr>
+          <w:rFonts w:ascii="Georgia" w:hAnsi="Georgia" w:eastAsia="Georgia"/>
+          <w:b/>
+          <w:i w:val="0"/>
+          <w:color w:val="2E5C4E"/>
+          <w:sz w:val="25"/>
+        </w:rPr>
+        <w:t>Headings and References</w:t>
+      </w:r>
+      <w:bookmarkEnd w:id="104"/>
     </w:p>
     <w:p>
-      <w:bookmarkStart w:id="104" w:name="c_fs_claims_how_to_make_a_claim"/>
+      <w:r>
+        <w:rPr>
+          <w:b w:val="0"/>
+          <w:i w:val="0"/>
+        </w:rPr>
+        <w:t>Clauses in this policy are identified by their headings, not by numbers. A reference in this policy, the schedule, or an endorsement to a clause by its heading (for example, "the Prior Known Circumstances exclusion") is a reference to the clause with that heading in the version of this policy that applies to you.</w:t>
+      </w:r>
+    </w:p>
+    <w:p>
+      <w:r>
+        <w:rPr>
+          <w:b w:val="0"/>
+          <w:i w:val="0"/>
+        </w:rPr>
+        <w:t>Headings do not otherwise limit or extend the meaning of the clause they introduce.</w:t>
+      </w:r>
+    </w:p>
+    <w:p>
+      <w:bookmarkStart w:id="105" w:name="c_fs_claims_how_to_make_a_claim"/>
       <w:r>
         <w:rPr>
           <w:rFonts w:ascii="Georgia" w:hAnsi="Georgia" w:eastAsia="Georgia"/>
@@ -4501,7 +4574,7 @@
         </w:rPr>
         <w:t>How to Make a Claim</w:t>
       </w:r>
-      <w:bookmarkEnd w:id="104"/>
+      <w:bookmarkEnd w:id="105"/>
     </w:p>
     <w:p>
       <w:pPr>
@@ -4612,7 +4685,7 @@
       </w:r>
     </w:p>
     <w:p>
-      <w:bookmarkStart w:id="105" w:name="c_fs_endorsement_library"/>
+      <w:bookmarkStart w:id="106" w:name="c_fs_endorsement_library"/>
       <w:r>
         <w:rPr>
           <w:rFonts w:ascii="Georgia" w:hAnsi="Georgia" w:eastAsia="Georgia"/>
@@ -4623,7 +4696,7 @@
         </w:rPr>
         <w:t>Endorsement Library</w:t>
       </w:r>
-      <w:bookmarkEnd w:id="105"/>
+      <w:bookmarkEnd w:id="106"/>
     </w:p>
     <w:p>
       <w:r>
@@ -5023,7 +5096,7 @@
       </w:tr>
     </w:tbl>
     <w:p>
-      <w:bookmarkStart w:id="106" w:name="c_fs_fa_library_optional_endorsements"/>
+      <w:bookmarkStart w:id="107" w:name="c_fs_fa_library_optional_endorsements"/>
       <w:r>
         <w:rPr>
           <w:rFonts w:ascii="Georgia" w:hAnsi="Georgia" w:eastAsia="Georgia"/>
@@ -5033,38 +5106,6 @@
           <w:sz w:val="32"/>
         </w:rPr>
         <w:t>Financial Advisers Endorsements</w:t>
-      </w:r>
-      <w:bookmarkEnd w:id="106"/>
-    </w:p>
-    <w:p>
-      <w:r>
-        <w:rPr>
-          <w:b w:val="0"/>
-          <w:i w:val="0"/>
-        </w:rPr>
-        <w:t>The following endorsements apply to this policy only when the schedule shows that they apply.</w:t>
-      </w:r>
-    </w:p>
-    <w:p>
-      <w:r>
-        <w:rPr>
-          <w:b w:val="0"/>
-          <w:i w:val="0"/>
-        </w:rPr>
-        <w:t>An endorsement does not apply to the extent that it would exclude cover that ASIC Regulatory Guide 126 requires the policy to provide, including AFCA determinations, the conduct of your representatives, and the fraud or dishonesty of your officers, employees and representatives.</w:t>
-      </w:r>
-    </w:p>
-    <w:p>
-      <w:bookmarkStart w:id="107" w:name="c_fs_fa_end_approved_products"/>
-      <w:r>
-        <w:rPr>
-          <w:rFonts w:ascii="Georgia" w:hAnsi="Georgia" w:eastAsia="Georgia"/>
-          <w:b/>
-          <w:i w:val="0"/>
-          <w:color w:val="2E5C4E"/>
-          <w:sz w:val="25"/>
-        </w:rPr>
-        <w:t>Approved Product List Condition</w:t>
       </w:r>
       <w:bookmarkEnd w:id="107"/>
     </w:p>
@@ -5074,7 +5115,7 @@
           <w:b w:val="0"/>
           <w:i w:val="0"/>
         </w:rPr>
-        <w:t>For advice to acquire a financial product, we cover you only if the product was on your approved product list when the advice was given, or you had completed and recorded your own review of the product before the advice was given.</w:t>
+        <w:t>The following endorsements apply to this policy only when the schedule shows that they apply.</w:t>
       </w:r>
     </w:p>
     <w:p>
@@ -5083,7 +5124,7 @@
           <w:b w:val="0"/>
           <w:i w:val="0"/>
         </w:rPr>
-        <w:t>This endorsement does not apply to advice to switch from a product to one on your approved product list, or to continue holding a product, or to advice on a product the client already held.</w:t>
+        <w:t>An endorsement does not apply to the extent that it would exclude cover that ASIC Regulatory Guide 126 requires the policy to provide, including AFCA determinations, the conduct of your representatives, and the fraud or dishonesty of your officers, employees and representatives.</w:t>
       </w:r>
     </w:p>
     <w:p>
@@ -5271,7 +5312,7 @@
           <w:b w:val="0"/>
           <w:i w:val="0"/>
         </w:rPr>
-        <w:t>Professional services cover personal and general advice, financial planning, arranging and dealing, life risk advice and tax (financial) advice, as your licence authorises. Switching and holding advice is covered whether or not a product is on your approved product list.</w:t>
+        <w:t>Professional services cover advice on, and arranging or dealing in, approved products; strategy advice; tax (financial) advice; advice to switch to an approved product; and advice to continue holding any product, as your licence authorises. An approved product is one on the licensee's approved product list, or approved in writing for the client under the same process. A licensee without a list is scheduled as such.</w:t>
       </w:r>
     </w:p>
     <w:p>
@@ -5295,7 +5336,7 @@
           <w:b w:val="0"/>
           <w:i w:val="0"/>
         </w:rPr>
-        <w:t>Optional endorsements: Approved Product List Condition, Managed Discretionary Accounts Exclusion, Geared Investment Advice Sub-limit, Related Products Exclusion and Named Products Exclusion. No endorsement may remove cover that RG 126 requires.</w:t>
+        <w:t>Optional endorsements: Managed Discretionary Accounts Exclusion, Geared Investment Advice Sub-limit, Related Products Exclusion and Named Products Exclusion. No endorsement may remove cover that RG 126 requires.</w:t>
       </w:r>
     </w:p>
     <w:p>
